--- a/Documentos/CHANGELOG.docx
+++ b/Documentos/CHANGELOG.docx
@@ -56,21 +56,57 @@
           <w:sz w:val="22"/>
           <w:szCs w:val="22"/>
         </w:rPr>
-        <w:t>Simulador de Reloj Mecánico — p5.js + Claude Sonnet 4.6 (Anthropic)</w:t>
-      </w:r>
-    </w:p>
-    <w:p>
-      <w:pPr>
-        <w:spacing w:after="80"/>
-        <w:jc w:val="center"/>
-      </w:pPr>
+        <w:t>Simulador de Reloj Mecánico — p5.js + Claude Sonnet 4.6 (</w:t>
+      </w:r>
+      <w:proofErr w:type="spellStart"/>
       <w:r>
         <w:rPr>
           <w:color w:val="555555"/>
           <w:sz w:val="22"/>
           <w:szCs w:val="22"/>
         </w:rPr>
-        <w:t>Autor: Mario · Junio 2026</w:t>
+        <w:t>Anthropic</w:t>
+      </w:r>
+      <w:proofErr w:type="spellEnd"/>
+      <w:r>
+        <w:rPr>
+          <w:color w:val="555555"/>
+          <w:sz w:val="22"/>
+          <w:szCs w:val="22"/>
+        </w:rPr>
+        <w:t>)</w:t>
+      </w:r>
+    </w:p>
+    <w:p>
+      <w:pPr>
+        <w:spacing w:after="80"/>
+        <w:jc w:val="center"/>
+      </w:pPr>
+      <w:r>
+        <w:rPr>
+          <w:color w:val="555555"/>
+          <w:sz w:val="22"/>
+          <w:szCs w:val="22"/>
+        </w:rPr>
+        <w:t xml:space="preserve">Autor: Mario · </w:t>
+      </w:r>
+      <w:proofErr w:type="gramStart"/>
+      <w:r>
+        <w:rPr>
+          <w:color w:val="555555"/>
+          <w:sz w:val="22"/>
+          <w:szCs w:val="22"/>
+        </w:rPr>
+        <w:t>Junio</w:t>
+      </w:r>
+      <w:proofErr w:type="gramEnd"/>
+      <w:r>
+        <w:rPr>
+          <w:color w:val="555555"/>
+          <w:sz w:val="22"/>
+          <w:szCs w:val="22"/>
+        </w:rPr>
+        <w:t xml:space="preserve"> 2026</w:t>
       </w:r>
     </w:p>
     <w:p/>
@@ -251,7 +287,15 @@
           </w:tcPr>
           <w:p>
             <w:r>
-              <w:t>JavaScript · p5.js · Arquitectura modular (Shaft / Gear / GearMesh)</w:t>
+              <w:t xml:space="preserve">JavaScript · p5.js · Arquitectura modular (Shaft / Gear / </w:t>
+            </w:r>
+            <w:proofErr w:type="spellStart"/>
+            <w:r>
+              <w:t>GearMesh</w:t>
+            </w:r>
+            <w:proofErr w:type="spellEnd"/>
+            <w:r>
+              <w:t>)</w:t>
             </w:r>
           </w:p>
         </w:tc>
@@ -490,9 +534,11 @@
         </w:numPr>
         <w:spacing w:after="60"/>
       </w:pPr>
+      <w:proofErr w:type="spellStart"/>
       <w:r>
         <w:t>GearMesh</w:t>
       </w:r>
+      <w:proofErr w:type="spellEnd"/>
     </w:p>
     <w:p>
       <w:pPr>
@@ -503,9 +549,11 @@
         </w:numPr>
         <w:spacing w:after="60"/>
       </w:pPr>
+      <w:proofErr w:type="spellStart"/>
       <w:r>
         <w:t>MechanicalSystem</w:t>
       </w:r>
+      <w:proofErr w:type="spellEnd"/>
     </w:p>
     <w:p>
       <w:pPr>
@@ -516,8 +564,13 @@
         </w:numPr>
         <w:spacing w:after="60"/>
       </w:pPr>
-      <w:r>
-        <w:t>Renderer básico</w:t>
+      <w:proofErr w:type="spellStart"/>
+      <w:r>
+        <w:t>Renderer</w:t>
+      </w:r>
+      <w:proofErr w:type="spellEnd"/>
+      <w:r>
+        <w:t xml:space="preserve"> básico</w:t>
       </w:r>
     </w:p>
     <w:p>
@@ -576,8 +629,13 @@
         </w:numPr>
         <w:spacing w:after="60"/>
       </w:pPr>
-      <w:r>
-        <w:t>Engranamientos entre engranajes</w:t>
+      <w:proofErr w:type="spellStart"/>
+      <w:r>
+        <w:t>Engranamientos</w:t>
+      </w:r>
+      <w:proofErr w:type="spellEnd"/>
+      <w:r>
+        <w:t xml:space="preserve"> entre engranajes</w:t>
       </w:r>
     </w:p>
     <w:p>
@@ -651,8 +709,13 @@
         <w:spacing w:after="60"/>
       </w:pPr>
       <w:r>
-        <w:t>Eliminación de engranamientos</w:t>
-      </w:r>
+        <w:t xml:space="preserve">Eliminación de </w:t>
+      </w:r>
+      <w:proofErr w:type="spellStart"/>
+      <w:r>
+        <w:t>engranamientos</w:t>
+      </w:r>
+      <w:proofErr w:type="spellEnd"/>
     </w:p>
     <w:p>
       <w:pPr>
@@ -667,7 +730,17 @@
         <w:spacing w:after="120"/>
       </w:pPr>
       <w:r>
-        <w:t>Se incorpora system.validate(). Verifica:</w:t>
+        <w:t xml:space="preserve">Se incorpora </w:t>
+      </w:r>
+      <w:proofErr w:type="spellStart"/>
+      <w:proofErr w:type="gramStart"/>
+      <w:r>
+        <w:t>system.validate</w:t>
+      </w:r>
+      <w:proofErr w:type="spellEnd"/>
+      <w:proofErr w:type="gramEnd"/>
+      <w:r>
+        <w:t>(). Verifica:</w:t>
       </w:r>
     </w:p>
     <w:p>
@@ -680,8 +753,21 @@
         <w:spacing w:after="60"/>
       </w:pPr>
       <w:r>
-        <w:t>Consistencia de gears y shafts</w:t>
-      </w:r>
+        <w:t xml:space="preserve">Consistencia de </w:t>
+      </w:r>
+      <w:proofErr w:type="spellStart"/>
+      <w:r>
+        <w:t>gears</w:t>
+      </w:r>
+      <w:proofErr w:type="spellEnd"/>
+      <w:r>
+        <w:t xml:space="preserve"> y </w:t>
+      </w:r>
+      <w:proofErr w:type="spellStart"/>
+      <w:r>
+        <w:t>shafts</w:t>
+      </w:r>
+      <w:proofErr w:type="spellEnd"/>
     </w:p>
     <w:p>
       <w:pPr>
@@ -693,8 +779,13 @@
         <w:spacing w:after="60"/>
       </w:pPr>
       <w:r>
-        <w:t>Integridad de GearMesh</w:t>
-      </w:r>
+        <w:t xml:space="preserve">Integridad de </w:t>
+      </w:r>
+      <w:proofErr w:type="spellStart"/>
+      <w:r>
+        <w:t>GearMesh</w:t>
+      </w:r>
+      <w:proofErr w:type="spellEnd"/>
     </w:p>
     <w:p>
       <w:pPr>
@@ -802,8 +893,13 @@
         <w:pStyle w:val="Ttulo2"/>
       </w:pPr>
       <w:r>
-        <w:t>2.1 Solver</w:t>
-      </w:r>
+        <w:t xml:space="preserve">2.1 </w:t>
+      </w:r>
+      <w:proofErr w:type="spellStart"/>
+      <w:r>
+        <w:t>Solver</w:t>
+      </w:r>
+      <w:proofErr w:type="spellEnd"/>
     </w:p>
     <w:p>
       <w:pPr>
@@ -815,7 +911,23 @@
         <w:spacing w:after="60"/>
       </w:pPr>
       <w:r>
-        <w:t>Sustituido el solver iterativo por un solver determinista basado en recorrido del grafo.</w:t>
+        <w:t xml:space="preserve">Sustituido el </w:t>
+      </w:r>
+      <w:proofErr w:type="spellStart"/>
+      <w:r>
+        <w:t>solver</w:t>
+      </w:r>
+      <w:proofErr w:type="spellEnd"/>
+      <w:r>
+        <w:t xml:space="preserve"> iterativo por un </w:t>
+      </w:r>
+      <w:proofErr w:type="spellStart"/>
+      <w:r>
+        <w:t>solver</w:t>
+      </w:r>
+      <w:proofErr w:type="spellEnd"/>
+      <w:r>
+        <w:t xml:space="preserve"> determinista basado en recorrido del grafo.</w:t>
       </w:r>
     </w:p>
     <w:p>
@@ -836,7 +948,15 @@
         <w:spacing w:after="60"/>
       </w:pPr>
       <w:r>
-        <w:t>Incorporado Gear.plane.</w:t>
+        <w:t xml:space="preserve">Incorporado </w:t>
+      </w:r>
+      <w:proofErr w:type="spellStart"/>
+      <w:r>
+        <w:t>Gear.plane</w:t>
+      </w:r>
+      <w:proofErr w:type="spellEnd"/>
+      <w:r>
+        <w:t>.</w:t>
       </w:r>
     </w:p>
     <w:p>
@@ -848,8 +968,18 @@
         </w:numPr>
         <w:spacing w:after="60"/>
       </w:pPr>
-      <w:r>
-        <w:t>addMeshedGear() hereda automáticamente el plano del engranaje conductor.</w:t>
+      <w:proofErr w:type="spellStart"/>
+      <w:proofErr w:type="gramStart"/>
+      <w:r>
+        <w:t>addMeshedGear</w:t>
+      </w:r>
+      <w:proofErr w:type="spellEnd"/>
+      <w:r>
+        <w:t>(</w:t>
+      </w:r>
+      <w:proofErr w:type="gramEnd"/>
+      <w:r>
+        <w:t>) hereda automáticamente el plano del engranaje conductor.</w:t>
       </w:r>
     </w:p>
     <w:p>
@@ -861,8 +991,18 @@
         </w:numPr>
         <w:spacing w:after="60"/>
       </w:pPr>
-      <w:r>
-        <w:t>createMesh() impide engranar ruedas de planos distintos.</w:t>
+      <w:proofErr w:type="spellStart"/>
+      <w:proofErr w:type="gramStart"/>
+      <w:r>
+        <w:t>createMesh</w:t>
+      </w:r>
+      <w:proofErr w:type="spellEnd"/>
+      <w:r>
+        <w:t>(</w:t>
+      </w:r>
+      <w:proofErr w:type="gramEnd"/>
+      <w:r>
+        <w:t>) impide engranar ruedas de planos distintos.</w:t>
       </w:r>
     </w:p>
     <w:p>
@@ -874,8 +1014,26 @@
         </w:numPr>
         <w:spacing w:after="60"/>
       </w:pPr>
-      <w:r>
-        <w:t>validate() detecta engranamientos entre planos incompatibles.</w:t>
+      <w:proofErr w:type="spellStart"/>
+      <w:proofErr w:type="gramStart"/>
+      <w:r>
+        <w:t>validate</w:t>
+      </w:r>
+      <w:proofErr w:type="spellEnd"/>
+      <w:r>
+        <w:t>(</w:t>
+      </w:r>
+      <w:proofErr w:type="gramEnd"/>
+      <w:r>
+        <w:t xml:space="preserve">) detecta </w:t>
+      </w:r>
+      <w:proofErr w:type="spellStart"/>
+      <w:r>
+        <w:t>engranamientos</w:t>
+      </w:r>
+      <w:proofErr w:type="spellEnd"/>
+      <w:r>
+        <w:t xml:space="preserve"> entre planos incompatibles.</w:t>
       </w:r>
     </w:p>
     <w:p>
@@ -966,6 +1124,7 @@
       <w:pPr>
         <w:spacing w:before="160" w:after="80"/>
       </w:pPr>
+      <w:proofErr w:type="spellStart"/>
       <w:r>
         <w:rPr>
           <w:b/>
@@ -976,6 +1135,7 @@
         </w:rPr>
         <w:t>MechanicalSystem</w:t>
       </w:r>
+      <w:proofErr w:type="spellEnd"/>
     </w:p>
     <w:p>
       <w:pPr>
@@ -986,8 +1146,18 @@
         </w:numPr>
         <w:spacing w:after="60"/>
       </w:pPr>
-      <w:r>
-        <w:t>createGear() ahora únicamente crea el objeto Gear.</w:t>
+      <w:proofErr w:type="spellStart"/>
+      <w:proofErr w:type="gramStart"/>
+      <w:r>
+        <w:t>createGear</w:t>
+      </w:r>
+      <w:proofErr w:type="spellEnd"/>
+      <w:r>
+        <w:t>(</w:t>
+      </w:r>
+      <w:proofErr w:type="gramEnd"/>
+      <w:r>
+        <w:t>) ahora únicamente crea el objeto Gear.</w:t>
       </w:r>
     </w:p>
     <w:p>
@@ -1001,7 +1171,20 @@
       </w:pPr>
       <w:r>
         <w:lastRenderedPageBreak/>
-        <w:t>Se incorporó mountGear() como responsable exclusivo del montaje de un engranaje en un eje.</w:t>
+        <w:t xml:space="preserve">Se incorporó </w:t>
+      </w:r>
+      <w:proofErr w:type="spellStart"/>
+      <w:proofErr w:type="gramStart"/>
+      <w:r>
+        <w:t>mountGear</w:t>
+      </w:r>
+      <w:proofErr w:type="spellEnd"/>
+      <w:r>
+        <w:t>(</w:t>
+      </w:r>
+      <w:proofErr w:type="gramEnd"/>
+      <w:r>
+        <w:t>) como responsable exclusivo del montaje de un engranaje en un eje.</w:t>
       </w:r>
     </w:p>
     <w:p>
@@ -1013,8 +1196,18 @@
         </w:numPr>
         <w:spacing w:after="60"/>
       </w:pPr>
-      <w:r>
-        <w:t>addMeshedGear() fue adaptado a la nueva API.</w:t>
+      <w:proofErr w:type="spellStart"/>
+      <w:proofErr w:type="gramStart"/>
+      <w:r>
+        <w:t>addMeshedGear</w:t>
+      </w:r>
+      <w:proofErr w:type="spellEnd"/>
+      <w:r>
+        <w:t>(</w:t>
+      </w:r>
+      <w:proofErr w:type="gramEnd"/>
+      <w:r>
+        <w:t>) fue adaptado a la nueva API.</w:t>
       </w:r>
     </w:p>
     <w:p>
@@ -1041,8 +1234,13 @@
         </w:numPr>
         <w:spacing w:after="60"/>
       </w:pPr>
-      <w:r>
-        <w:t>Shaft.addComponent() pasó a ser responsable de establecer la relación Gear ↔ Shaft.</w:t>
+      <w:proofErr w:type="spellStart"/>
+      <w:r>
+        <w:t>Shaft.addComponent</w:t>
+      </w:r>
+      <w:proofErr w:type="spellEnd"/>
+      <w:r>
+        <w:t>() pasó a ser responsable de establecer la relación Gear ↔ Shaft.</w:t>
       </w:r>
     </w:p>
     <w:p>
@@ -1054,14 +1252,20 @@
         </w:numPr>
         <w:spacing w:after="60"/>
       </w:pPr>
-      <w:r>
-        <w:t>Shaft.removeComponent() elimina correctamente dicha relación.</w:t>
+      <w:proofErr w:type="spellStart"/>
+      <w:r>
+        <w:t>Shaft.removeComponent</w:t>
+      </w:r>
+      <w:proofErr w:type="spellEnd"/>
+      <w:r>
+        <w:t>() elimina correctamente dicha relación.</w:t>
       </w:r>
     </w:p>
     <w:p>
       <w:pPr>
         <w:spacing w:before="160" w:after="80"/>
       </w:pPr>
+      <w:proofErr w:type="spellStart"/>
       <w:r>
         <w:rPr>
           <w:b/>
@@ -1072,6 +1276,7 @@
         </w:rPr>
         <w:t>Solver</w:t>
       </w:r>
+      <w:proofErr w:type="spellEnd"/>
     </w:p>
     <w:p>
       <w:pPr>
@@ -1096,7 +1301,15 @@
         <w:spacing w:after="60"/>
       </w:pPr>
       <w:r>
-        <w:t>Continúa utilizando el solver determinista incorporado en la versión anterior.</w:t>
+        <w:t xml:space="preserve">Continúa utilizando el </w:t>
+      </w:r>
+      <w:proofErr w:type="spellStart"/>
+      <w:r>
+        <w:t>solver</w:t>
+      </w:r>
+      <w:proofErr w:type="spellEnd"/>
+      <w:r>
+        <w:t xml:space="preserve"> determinista incorporado en la versión anterior.</w:t>
       </w:r>
     </w:p>
     <w:p>
@@ -1231,7 +1444,15 @@
         <w:spacing w:after="60"/>
       </w:pPr>
       <w:r>
-        <w:t>La selección queda centralizada en MechanicalSystem.selectShaft().</w:t>
+        <w:t xml:space="preserve">La selección queda centralizada en </w:t>
+      </w:r>
+      <w:proofErr w:type="spellStart"/>
+      <w:r>
+        <w:t>MechanicalSystem.selectShaft</w:t>
+      </w:r>
+      <w:proofErr w:type="spellEnd"/>
+      <w:r>
+        <w:t>().</w:t>
       </w:r>
     </w:p>
     <w:p>
@@ -1272,7 +1493,15 @@
         <w:spacing w:after="60"/>
       </w:pPr>
       <w:r>
-        <w:t>Se creó Renderer.drawShaft().</w:t>
+        <w:t xml:space="preserve">Se creó </w:t>
+      </w:r>
+      <w:proofErr w:type="spellStart"/>
+      <w:r>
+        <w:t>Renderer.drawShaft</w:t>
+      </w:r>
+      <w:proofErr w:type="spellEnd"/>
+      <w:r>
+        <w:t>().</w:t>
       </w:r>
     </w:p>
     <w:p>
@@ -1347,7 +1576,15 @@
         <w:spacing w:after="60"/>
       </w:pPr>
       <w:r>
-        <w:t>Se añadió búsqueda de ejes mediante MechanicalSystem.findShaftAt().</w:t>
+        <w:t xml:space="preserve">Se añadió búsqueda de ejes mediante </w:t>
+      </w:r>
+      <w:proofErr w:type="spellStart"/>
+      <w:r>
+        <w:t>MechanicalSystem.findShaftAt</w:t>
+      </w:r>
+      <w:proofErr w:type="spellEnd"/>
+      <w:r>
+        <w:t>().</w:t>
       </w:r>
     </w:p>
     <w:p>
@@ -1360,7 +1597,15 @@
         <w:spacing w:after="60"/>
       </w:pPr>
       <w:r>
-        <w:t>Se incorporó el concepto de eje arrastrado (draggedShaft).</w:t>
+        <w:t>Se incorporó el concepto de eje arrastrado (</w:t>
+      </w:r>
+      <w:proofErr w:type="spellStart"/>
+      <w:r>
+        <w:t>draggedShaft</w:t>
+      </w:r>
+      <w:proofErr w:type="spellEnd"/>
+      <w:r>
+        <w:t>).</w:t>
       </w:r>
     </w:p>
     <w:p>
@@ -1401,7 +1646,15 @@
         <w:spacing w:after="60"/>
       </w:pPr>
       <w:r>
-        <w:t>Los ejes pueden desplazarse con el mouse.</w:t>
+        <w:t xml:space="preserve">Los ejes pueden desplazarse con el </w:t>
+      </w:r>
+      <w:proofErr w:type="gramStart"/>
+      <w:r>
+        <w:t>mouse</w:t>
+      </w:r>
+      <w:proofErr w:type="gramEnd"/>
+      <w:r>
+        <w:t>.</w:t>
       </w:r>
     </w:p>
     <w:p>
@@ -1455,7 +1708,33 @@
         <w:spacing w:after="60"/>
       </w:pPr>
       <w:r>
-        <w:t>Se sustituyó positionMesh() por restoreMesh().</w:t>
+        <w:t xml:space="preserve">Se sustituyó </w:t>
+      </w:r>
+      <w:proofErr w:type="spellStart"/>
+      <w:proofErr w:type="gramStart"/>
+      <w:r>
+        <w:t>positionMesh</w:t>
+      </w:r>
+      <w:proofErr w:type="spellEnd"/>
+      <w:r>
+        <w:t>(</w:t>
+      </w:r>
+      <w:proofErr w:type="gramEnd"/>
+      <w:r>
+        <w:t xml:space="preserve">) por </w:t>
+      </w:r>
+      <w:proofErr w:type="spellStart"/>
+      <w:proofErr w:type="gramStart"/>
+      <w:r>
+        <w:t>restoreMesh</w:t>
+      </w:r>
+      <w:proofErr w:type="spellEnd"/>
+      <w:r>
+        <w:t>(</w:t>
+      </w:r>
+      <w:proofErr w:type="gramEnd"/>
+      <w:r>
+        <w:t>).</w:t>
       </w:r>
     </w:p>
     <w:p>
@@ -1467,8 +1746,26 @@
         </w:numPr>
         <w:spacing w:after="60"/>
       </w:pPr>
-      <w:r>
-        <w:t>restoreMesh() permite reconstruir un engranamiento independientemente del eje que permanezca fijo.</w:t>
+      <w:proofErr w:type="spellStart"/>
+      <w:proofErr w:type="gramStart"/>
+      <w:r>
+        <w:t>restoreMesh</w:t>
+      </w:r>
+      <w:proofErr w:type="spellEnd"/>
+      <w:r>
+        <w:t>(</w:t>
+      </w:r>
+      <w:proofErr w:type="gramEnd"/>
+      <w:r>
+        <w:t xml:space="preserve">) permite reconstruir un </w:t>
+      </w:r>
+      <w:proofErr w:type="spellStart"/>
+      <w:r>
+        <w:t>engranamiento</w:t>
+      </w:r>
+      <w:proofErr w:type="spellEnd"/>
+      <w:r>
+        <w:t xml:space="preserve"> independientemente del eje que permanezca fijo.</w:t>
       </w:r>
     </w:p>
     <w:p>
@@ -1480,8 +1777,26 @@
         </w:numPr>
         <w:spacing w:after="60"/>
       </w:pPr>
-      <w:r>
-        <w:t>MechanicalSystem.addMeshedGear() reutiliza ahora restoreMesh().</w:t>
+      <w:proofErr w:type="spellStart"/>
+      <w:r>
+        <w:t>MechanicalSystem.addMeshedGear</w:t>
+      </w:r>
+      <w:proofErr w:type="spellEnd"/>
+      <w:r>
+        <w:t xml:space="preserve">() reutiliza ahora </w:t>
+      </w:r>
+      <w:proofErr w:type="spellStart"/>
+      <w:proofErr w:type="gramStart"/>
+      <w:r>
+        <w:t>restoreMesh</w:t>
+      </w:r>
+      <w:proofErr w:type="spellEnd"/>
+      <w:r>
+        <w:t>(</w:t>
+      </w:r>
+      <w:proofErr w:type="gramEnd"/>
+      <w:r>
+        <w:t>).</w:t>
       </w:r>
     </w:p>
     <w:p>
@@ -1510,7 +1825,15 @@
       </w:pPr>
       <w:r>
         <w:lastRenderedPageBreak/>
-        <w:t>La geometría de los engranamientos queda centralizada.</w:t>
+        <w:t xml:space="preserve">La geometría de los </w:t>
+      </w:r>
+      <w:proofErr w:type="spellStart"/>
+      <w:r>
+        <w:t>engranamientos</w:t>
+      </w:r>
+      <w:proofErr w:type="spellEnd"/>
+      <w:r>
+        <w:t xml:space="preserve"> queda centralizada.</w:t>
       </w:r>
     </w:p>
     <w:p>
@@ -1628,7 +1951,15 @@
         <w:spacing w:after="120"/>
       </w:pPr>
       <w:r>
-        <w:t>- Se incorporó el PropertyPanel para la edición interactiva de engranajes.</w:t>
+        <w:t xml:space="preserve">- Se incorporó el </w:t>
+      </w:r>
+      <w:proofErr w:type="spellStart"/>
+      <w:r>
+        <w:t>PropertyPanel</w:t>
+      </w:r>
+      <w:proofErr w:type="spellEnd"/>
+      <w:r>
+        <w:t xml:space="preserve"> para la edición interactiva de engranajes.</w:t>
       </w:r>
     </w:p>
     <w:p>
@@ -1676,7 +2007,15 @@
         <w:spacing w:after="120"/>
       </w:pPr>
       <w:r>
-        <w:t>- Se incorporó el concepto de modo de conexión (connectionMode).</w:t>
+        <w:t>- Se incorporó el concepto de modo de conexión (</w:t>
+      </w:r>
+      <w:proofErr w:type="spellStart"/>
+      <w:r>
+        <w:t>connectionMode</w:t>
+      </w:r>
+      <w:proofErr w:type="spellEnd"/>
+      <w:r>
+        <w:t>).</w:t>
       </w:r>
     </w:p>
     <w:p>
@@ -1702,31 +2041,63 @@
         <w:spacing w:after="120"/>
       </w:pPr>
       <w:r>
-        <w:t>- Se centralizó la actualización geométrica mediante MechanicalSystem.afterGeometryChange().</w:t>
-      </w:r>
-    </w:p>
-    <w:p>
-      <w:pPr>
-        <w:spacing w:after="120"/>
-      </w:pPr>
-      <w:r>
-        <w:t>- Se implementó la validación automática de todos los GearMesh.</w:t>
-      </w:r>
-    </w:p>
-    <w:p>
-      <w:pPr>
-        <w:spacing w:after="120"/>
-      </w:pPr>
-      <w:r>
-        <w:t>- Se incorporó la validación de planos para GearMesh.</w:t>
-      </w:r>
-    </w:p>
-    <w:p>
-      <w:pPr>
-        <w:spacing w:after="120"/>
-      </w:pPr>
-      <w:r>
-        <w:t>- Se agregó detección de GearMesh duplicados.</w:t>
+        <w:t xml:space="preserve">- Se centralizó la actualización geométrica mediante </w:t>
+      </w:r>
+      <w:proofErr w:type="spellStart"/>
+      <w:r>
+        <w:t>MechanicalSystem.afterGeometryChange</w:t>
+      </w:r>
+      <w:proofErr w:type="spellEnd"/>
+      <w:r>
+        <w:t>().</w:t>
+      </w:r>
+    </w:p>
+    <w:p>
+      <w:pPr>
+        <w:spacing w:after="120"/>
+      </w:pPr>
+      <w:r>
+        <w:t xml:space="preserve">- Se implementó la validación automática de todos los </w:t>
+      </w:r>
+      <w:proofErr w:type="spellStart"/>
+      <w:r>
+        <w:t>GearMesh</w:t>
+      </w:r>
+      <w:proofErr w:type="spellEnd"/>
+      <w:r>
+        <w:t>.</w:t>
+      </w:r>
+    </w:p>
+    <w:p>
+      <w:pPr>
+        <w:spacing w:after="120"/>
+      </w:pPr>
+      <w:r>
+        <w:t xml:space="preserve">- Se incorporó la validación de planos para </w:t>
+      </w:r>
+      <w:proofErr w:type="spellStart"/>
+      <w:r>
+        <w:t>GearMesh</w:t>
+      </w:r>
+      <w:proofErr w:type="spellEnd"/>
+      <w:r>
+        <w:t>.</w:t>
+      </w:r>
+    </w:p>
+    <w:p>
+      <w:pPr>
+        <w:spacing w:after="120"/>
+      </w:pPr>
+      <w:r>
+        <w:t xml:space="preserve">- Se agregó detección de </w:t>
+      </w:r>
+      <w:proofErr w:type="spellStart"/>
+      <w:r>
+        <w:t>GearMesh</w:t>
+      </w:r>
+      <w:proofErr w:type="spellEnd"/>
+      <w:r>
+        <w:t xml:space="preserve"> duplicados.</w:t>
       </w:r>
     </w:p>
     <w:p>
@@ -1750,7 +2121,15 @@
         <w:spacing w:after="120"/>
       </w:pPr>
       <w:r>
-        <w:t>- Se impidió que un engranaje pertenezca simultáneamente a más de un GearMesh.</w:t>
+        <w:t xml:space="preserve">- Se impidió que un engranaje pertenezca simultáneamente a más de un </w:t>
+      </w:r>
+      <w:proofErr w:type="spellStart"/>
+      <w:r>
+        <w:t>GearMesh</w:t>
+      </w:r>
+      <w:proofErr w:type="spellEnd"/>
+      <w:r>
+        <w:t>.</w:t>
       </w:r>
     </w:p>
     <w:p>
@@ -1784,15 +2163,39 @@
         <w:spacing w:after="120"/>
       </w:pPr>
       <w:r>
-        <w:t>- Se consolidó MechanicalSystem.connectGears() como API pública para la creación de engranamientos.</w:t>
-      </w:r>
-    </w:p>
-    <w:p>
-      <w:pPr>
-        <w:spacing w:after="120"/>
-      </w:pPr>
-      <w:r>
-        <w:t>- Se consolidó MechanicalSystem.afterGeometryChange() como punto central de actualización del modelo.</w:t>
+        <w:t xml:space="preserve">- Se consolidó </w:t>
+      </w:r>
+      <w:proofErr w:type="spellStart"/>
+      <w:r>
+        <w:t>MechanicalSystem.connectGears</w:t>
+      </w:r>
+      <w:proofErr w:type="spellEnd"/>
+      <w:r>
+        <w:t xml:space="preserve">() como API pública para la creación de </w:t>
+      </w:r>
+      <w:proofErr w:type="spellStart"/>
+      <w:r>
+        <w:t>engranamientos</w:t>
+      </w:r>
+      <w:proofErr w:type="spellEnd"/>
+      <w:r>
+        <w:t>.</w:t>
+      </w:r>
+    </w:p>
+    <w:p>
+      <w:pPr>
+        <w:spacing w:after="120"/>
+      </w:pPr>
+      <w:r>
+        <w:t xml:space="preserve">- Se consolidó </w:t>
+      </w:r>
+      <w:proofErr w:type="spellStart"/>
+      <w:r>
+        <w:t>MechanicalSystem.afterGeometryChange</w:t>
+      </w:r>
+      <w:proofErr w:type="spellEnd"/>
+      <w:r>
+        <w:t>() como punto central de actualización del modelo.</w:t>
       </w:r>
     </w:p>
     <w:p>
@@ -1801,7 +2204,31 @@
       </w:pPr>
       <w:r>
         <w:lastRenderedPageBreak/>
-        <w:t>- Se separaron las operaciones de edición de las primitivas de creación (createGear, createMesh, createShaft).</w:t>
+        <w:t>- Se separaron las operaciones de edición de las primitivas de creación (</w:t>
+      </w:r>
+      <w:proofErr w:type="spellStart"/>
+      <w:r>
+        <w:t>createGear</w:t>
+      </w:r>
+      <w:proofErr w:type="spellEnd"/>
+      <w:r>
+        <w:t xml:space="preserve">, </w:t>
+      </w:r>
+      <w:proofErr w:type="spellStart"/>
+      <w:r>
+        <w:t>createMesh</w:t>
+      </w:r>
+      <w:proofErr w:type="spellEnd"/>
+      <w:r>
+        <w:t xml:space="preserve">, </w:t>
+      </w:r>
+      <w:proofErr w:type="spellStart"/>
+      <w:r>
+        <w:t>createShaft</w:t>
+      </w:r>
+      <w:proofErr w:type="spellEnd"/>
+      <w:r>
+        <w:t>).</w:t>
       </w:r>
     </w:p>
     <w:p>
@@ -1827,7 +2254,15 @@
         <w:spacing w:after="120"/>
       </w:pPr>
       <w:r>
-        <w:t>- Se corrigió la selección de ejes y engranajes en el PropertyPanel.</w:t>
+        <w:t xml:space="preserve">- Se corrigió la selección de ejes y engranajes en el </w:t>
+      </w:r>
+      <w:proofErr w:type="spellStart"/>
+      <w:r>
+        <w:t>PropertyPanel</w:t>
+      </w:r>
+      <w:proofErr w:type="spellEnd"/>
+      <w:r>
+        <w:t>.</w:t>
       </w:r>
     </w:p>
     <w:p>
@@ -1904,7 +2339,15 @@
         <w:spacing w:after="120"/>
       </w:pPr>
       <w:r>
-        <w:t>El PropertyPanel ahora permite crear y montar Poleas en los ejes.</w:t>
+        <w:t xml:space="preserve">El </w:t>
+      </w:r>
+      <w:proofErr w:type="spellStart"/>
+      <w:r>
+        <w:t>PropertyPanel</w:t>
+      </w:r>
+      <w:proofErr w:type="spellEnd"/>
+      <w:r>
+        <w:t xml:space="preserve"> ahora permite crear y montar Poleas en los ejes.</w:t>
       </w:r>
     </w:p>
     <w:p>
@@ -1948,7 +2391,36 @@
         <w:spacing w:after="120"/>
       </w:pPr>
       <w:r>
-        <w:t>Se abstrajo el Solver: ahora itera sobre getLinks() en lugar de meshes.</w:t>
+        <w:t xml:space="preserve">Se abstrajo el </w:t>
+      </w:r>
+      <w:proofErr w:type="spellStart"/>
+      <w:r>
+        <w:t>Solver</w:t>
+      </w:r>
+      <w:proofErr w:type="spellEnd"/>
+      <w:r>
+        <w:t xml:space="preserve">: ahora itera sobre </w:t>
+      </w:r>
+      <w:proofErr w:type="spellStart"/>
+      <w:proofErr w:type="gramStart"/>
+      <w:r>
+        <w:t>getLinks</w:t>
+      </w:r>
+      <w:proofErr w:type="spellEnd"/>
+      <w:r>
+        <w:t>(</w:t>
+      </w:r>
+      <w:proofErr w:type="gramEnd"/>
+      <w:r>
+        <w:t xml:space="preserve">) en lugar de </w:t>
+      </w:r>
+      <w:proofErr w:type="spellStart"/>
+      <w:r>
+        <w:t>meshes</w:t>
+      </w:r>
+      <w:proofErr w:type="spellEnd"/>
+      <w:r>
+        <w:t>.</w:t>
       </w:r>
     </w:p>
     <w:p>
@@ -1960,7 +2432,31 @@
         <w:spacing w:after="120"/>
       </w:pPr>
       <w:r>
-        <w:t>Belt y GearMesh comparten la misma interfaz de transmisión (ratio(), isValid).</w:t>
+        <w:t xml:space="preserve">Belt y </w:t>
+      </w:r>
+      <w:proofErr w:type="spellStart"/>
+      <w:r>
+        <w:t>GearMesh</w:t>
+      </w:r>
+      <w:proofErr w:type="spellEnd"/>
+      <w:r>
+        <w:t xml:space="preserve"> comparten la misma interfaz de transmisión (</w:t>
+      </w:r>
+      <w:proofErr w:type="gramStart"/>
+      <w:r>
+        <w:t>ratio(</w:t>
+      </w:r>
+      <w:proofErr w:type="gramEnd"/>
+      <w:r>
+        <w:t xml:space="preserve">), </w:t>
+      </w:r>
+      <w:proofErr w:type="spellStart"/>
+      <w:r>
+        <w:t>isValid</w:t>
+      </w:r>
+      <w:proofErr w:type="spellEnd"/>
+      <w:r>
+        <w:t>).</w:t>
       </w:r>
     </w:p>
     <w:p>
@@ -1972,7 +2468,15 @@
         <w:spacing w:after="120"/>
       </w:pPr>
       <w:r>
-        <w:t>El Solver es ahora agnóstico al tipo de transmisión. Nunca más deberá modificarse para añadir nuevos tipos de enlaces cinemáticos (cadenas, cremalleras, etc.).</w:t>
+        <w:t xml:space="preserve">El </w:t>
+      </w:r>
+      <w:proofErr w:type="spellStart"/>
+      <w:r>
+        <w:t>Solver</w:t>
+      </w:r>
+      <w:proofErr w:type="spellEnd"/>
+      <w:r>
+        <w:t xml:space="preserve"> es ahora agnóstico al tipo de transmisión. Nunca más deberá modificarse para añadir nuevos tipos de enlaces cinemáticos (cadenas, cremalleras, etc.).</w:t>
       </w:r>
     </w:p>
     <w:p>
@@ -1992,7 +2496,28 @@
         <w:spacing w:after="120"/>
       </w:pPr>
       <w:r>
-        <w:t>Se corrigió un fallo geométrico: afterGeometryChange() ahora recalcula las tangencias de todas las correas (restoreBelt) cuando un eje se desplaza, evitando que las poleas se "desarmen" visualmente al modificar otros componentes del sistema.</w:t>
+        <w:t xml:space="preserve">Se corrigió un fallo geométrico: </w:t>
+      </w:r>
+      <w:proofErr w:type="spellStart"/>
+      <w:proofErr w:type="gramStart"/>
+      <w:r>
+        <w:t>afterGeometryChange</w:t>
+      </w:r>
+      <w:proofErr w:type="spellEnd"/>
+      <w:r>
+        <w:t>(</w:t>
+      </w:r>
+      <w:proofErr w:type="gramEnd"/>
+      <w:r>
+        <w:t>) ahora recalcula las tangencias de todas las correas (</w:t>
+      </w:r>
+      <w:proofErr w:type="spellStart"/>
+      <w:r>
+        <w:t>restoreBelt</w:t>
+      </w:r>
+      <w:proofErr w:type="spellEnd"/>
+      <w:r>
+        <w:t>) cuando un eje se desplaza, evitando que las poleas se "desarmen" visualmente al modificar otros componentes del sistema.</w:t>
       </w:r>
     </w:p>
     <w:p>
@@ -2004,7 +2529,28 @@
         <w:spacing w:after="120"/>
       </w:pPr>
       <w:r>
-        <w:t>Se añadió findComponentAt() para búsqueda genérica de elementos en el canvas.</w:t>
+        <w:t xml:space="preserve">Se añadió </w:t>
+      </w:r>
+      <w:proofErr w:type="spellStart"/>
+      <w:proofErr w:type="gramStart"/>
+      <w:r>
+        <w:t>findComponentAt</w:t>
+      </w:r>
+      <w:proofErr w:type="spellEnd"/>
+      <w:r>
+        <w:t>(</w:t>
+      </w:r>
+      <w:proofErr w:type="gramEnd"/>
+      <w:r>
+        <w:t xml:space="preserve">) para búsqueda genérica de elementos en el </w:t>
+      </w:r>
+      <w:proofErr w:type="spellStart"/>
+      <w:r>
+        <w:t>canvas</w:t>
+      </w:r>
+      <w:proofErr w:type="spellEnd"/>
+      <w:r>
+        <w:t>.</w:t>
       </w:r>
     </w:p>
     <w:p>
@@ -2119,7 +2665,28 @@
         <w:spacing w:after="120"/>
       </w:pPr>
       <w:r>
-        <w:t>Refactorización a Nodos Cinemáticos: El sistema pasó de basarse en "Ejes" a basarse en "Nodos" (getNodes()). Un Shaft es un nodo rotacional; un LinearGuide es un nodo lineal.</w:t>
+        <w:t>Refactorización a Nodos Cinemáticos: El sistema pasó de basarse en "Ejes" a basarse en "Nodos" (</w:t>
+      </w:r>
+      <w:proofErr w:type="spellStart"/>
+      <w:proofErr w:type="gramStart"/>
+      <w:r>
+        <w:t>getNodes</w:t>
+      </w:r>
+      <w:proofErr w:type="spellEnd"/>
+      <w:r>
+        <w:t>(</w:t>
+      </w:r>
+      <w:proofErr w:type="gramEnd"/>
+      <w:r>
+        <w:t xml:space="preserve">)). Un Shaft es un nodo rotacional; un </w:t>
+      </w:r>
+      <w:proofErr w:type="spellStart"/>
+      <w:r>
+        <w:t>LinearGuide</w:t>
+      </w:r>
+      <w:proofErr w:type="spellEnd"/>
+      <w:r>
+        <w:t xml:space="preserve"> es un nodo lineal.</w:t>
       </w:r>
     </w:p>
     <w:p>
@@ -2132,7 +2699,60 @@
       </w:pPr>
       <w:r>
         <w:lastRenderedPageBreak/>
-        <w:t>Propagación unificada: Todos los componentes (Gear, Pulley, Rack) exponen un getter node. Todos los enlaces (GearMesh, Belt, RackPinionMesh) exponen un método propagate(). El Solver es ahora 100% agnóstico.</w:t>
+        <w:t xml:space="preserve">Propagación unificada: Todos los componentes (Gear, Pulley, Rack) exponen un </w:t>
+      </w:r>
+      <w:proofErr w:type="spellStart"/>
+      <w:r>
+        <w:t>getter</w:t>
+      </w:r>
+      <w:proofErr w:type="spellEnd"/>
+      <w:r>
+        <w:t xml:space="preserve"> </w:t>
+      </w:r>
+      <w:proofErr w:type="spellStart"/>
+      <w:r>
+        <w:t>node</w:t>
+      </w:r>
+      <w:proofErr w:type="spellEnd"/>
+      <w:r>
+        <w:t>. Todos los enlaces (</w:t>
+      </w:r>
+      <w:proofErr w:type="spellStart"/>
+      <w:r>
+        <w:t>GearMesh</w:t>
+      </w:r>
+      <w:proofErr w:type="spellEnd"/>
+      <w:r>
+        <w:t xml:space="preserve">, Belt, </w:t>
+      </w:r>
+      <w:proofErr w:type="spellStart"/>
+      <w:r>
+        <w:t>RackPinionMesh</w:t>
+      </w:r>
+      <w:proofErr w:type="spellEnd"/>
+      <w:r>
+        <w:t xml:space="preserve">) exponen un método </w:t>
+      </w:r>
+      <w:proofErr w:type="spellStart"/>
+      <w:proofErr w:type="gramStart"/>
+      <w:r>
+        <w:t>propagate</w:t>
+      </w:r>
+      <w:proofErr w:type="spellEnd"/>
+      <w:r>
+        <w:t>(</w:t>
+      </w:r>
+      <w:proofErr w:type="gramEnd"/>
+      <w:r>
+        <w:t xml:space="preserve">). El </w:t>
+      </w:r>
+      <w:proofErr w:type="spellStart"/>
+      <w:r>
+        <w:t>Solver</w:t>
+      </w:r>
+      <w:proofErr w:type="spellEnd"/>
+      <w:r>
+        <w:t xml:space="preserve"> es ahora 100% agnóstico.</w:t>
       </w:r>
     </w:p>
     <w:p>
@@ -2144,7 +2764,20 @@
         <w:spacing w:after="120"/>
       </w:pPr>
       <w:r>
-        <w:t>Posicionamiento automático: Se añadió restoreRackPinion() para alinear la cremallera al piñón automáticamente al conectar.</w:t>
+        <w:t xml:space="preserve">Posicionamiento automático: Se añadió </w:t>
+      </w:r>
+      <w:proofErr w:type="spellStart"/>
+      <w:proofErr w:type="gramStart"/>
+      <w:r>
+        <w:t>restoreRackPinion</w:t>
+      </w:r>
+      <w:proofErr w:type="spellEnd"/>
+      <w:r>
+        <w:t>(</w:t>
+      </w:r>
+      <w:proofErr w:type="gramEnd"/>
+      <w:r>
+        <w:t>) para alinear la cremallera al piñón automáticamente al conectar.</w:t>
       </w:r>
     </w:p>
     <w:p>
@@ -2164,7 +2797,15 @@
         <w:spacing w:after="120"/>
       </w:pPr>
       <w:r>
-        <w:t>Se corrigió la fórmula de velocidad tangencial en RackPinionMesh. Se implementó el producto cruzado (v = -ω * r) para coordenadas de pantalla (Y hacia abajo), asegurando que el movimiento visual coincida exactamente con la cinemática real.</w:t>
+        <w:t xml:space="preserve">Se corrigió la fórmula de velocidad tangencial en </w:t>
+      </w:r>
+      <w:proofErr w:type="spellStart"/>
+      <w:r>
+        <w:t>RackPinionMesh</w:t>
+      </w:r>
+      <w:proofErr w:type="spellEnd"/>
+      <w:r>
+        <w:t>. Se implementó el producto cruzado (v = -ω * r) para coordenadas de pantalla (Y hacia abajo), asegurando que el movimiento visual coincida exactamente con la cinemática real.</w:t>
       </w:r>
     </w:p>
     <w:p>
@@ -2176,7 +2817,23 @@
         <w:spacing w:after="120"/>
       </w:pPr>
       <w:r>
-        <w:t>Se mejoró la zona de detección (findRackAt) para facilitar la selección con el mouse.</w:t>
+        <w:t>Se mejoró la zona de detección (</w:t>
+      </w:r>
+      <w:proofErr w:type="spellStart"/>
+      <w:r>
+        <w:t>findRackAt</w:t>
+      </w:r>
+      <w:proofErr w:type="spellEnd"/>
+      <w:r>
+        <w:t xml:space="preserve">) para facilitar la selección con el </w:t>
+      </w:r>
+      <w:proofErr w:type="gramStart"/>
+      <w:r>
+        <w:t>mouse</w:t>
+      </w:r>
+      <w:proofErr w:type="gramEnd"/>
+      <w:r>
+        <w:t>.</w:t>
       </w:r>
     </w:p>
     <w:p>
@@ -2233,7 +2890,31 @@
         <w:spacing w:after="120"/>
       </w:pPr>
       <w:r>
-        <w:t>El panel permite crear una corona automáticamente calculando los dientes necesarios (Z_corona = Z_sol + 2*Z_planeta) y acoplarla al centro del sistema.</w:t>
+        <w:t>El panel permite crear una corona automáticamente calculando los dientes necesarios (</w:t>
+      </w:r>
+      <w:proofErr w:type="spellStart"/>
+      <w:r>
+        <w:t>Z_corona</w:t>
+      </w:r>
+      <w:proofErr w:type="spellEnd"/>
+      <w:r>
+        <w:t xml:space="preserve"> = </w:t>
+      </w:r>
+      <w:proofErr w:type="spellStart"/>
+      <w:r>
+        <w:t>Z_sol</w:t>
+      </w:r>
+      <w:proofErr w:type="spellEnd"/>
+      <w:r>
+        <w:t xml:space="preserve"> + 2*</w:t>
+      </w:r>
+      <w:proofErr w:type="spellStart"/>
+      <w:r>
+        <w:t>Z_planeta</w:t>
+      </w:r>
+      <w:proofErr w:type="spellEnd"/>
+      <w:r>
+        <w:t>) y acoplarla al centro del sistema.</w:t>
       </w:r>
     </w:p>
     <w:p>
@@ -2245,7 +2926,15 @@
         <w:spacing w:after="120"/>
       </w:pPr>
       <w:r>
-        <w:t>Botón para activar el cálculo automático de velocidad del portasatélites.</w:t>
+        <w:t xml:space="preserve">Botón para activar el cálculo automático de velocidad del </w:t>
+      </w:r>
+      <w:proofErr w:type="spellStart"/>
+      <w:r>
+        <w:t>portasatélites</w:t>
+      </w:r>
+      <w:proofErr w:type="spellEnd"/>
+      <w:r>
+        <w:t>.</w:t>
       </w:r>
     </w:p>
     <w:p>
@@ -2277,7 +2966,15 @@
         <w:spacing w:after="120"/>
       </w:pPr>
       <w:r>
-        <w:t>El Solver continúa siendo 100% agnóstico, resolviendo la corona como un enlace cinemático más.</w:t>
+        <w:t xml:space="preserve">El </w:t>
+      </w:r>
+      <w:proofErr w:type="spellStart"/>
+      <w:r>
+        <w:t>Solver</w:t>
+      </w:r>
+      <w:proofErr w:type="spellEnd"/>
+      <w:r>
+        <w:t xml:space="preserve"> continúa siendo 100% agnóstico, resolviendo la corona como un enlace cinemático más.</w:t>
       </w:r>
     </w:p>
     <w:p>
@@ -2297,7 +2994,15 @@
         <w:spacing w:after="120"/>
       </w:pPr>
       <w:r>
-        <w:t>Se demostró matemáticamente que dos engranajes externos no pueden generar movimiento en el portasatélites (el sistema arrojó w=0, validando la física del motor).</w:t>
+        <w:t xml:space="preserve">Se demostró matemáticamente que dos engranajes externos no pueden generar movimiento en el </w:t>
+      </w:r>
+      <w:proofErr w:type="spellStart"/>
+      <w:r>
+        <w:t>portasatélites</w:t>
+      </w:r>
+      <w:proofErr w:type="spellEnd"/>
+      <w:r>
+        <w:t xml:space="preserve"> (el sistema arrojó w=0, validando la física del motor).</w:t>
       </w:r>
     </w:p>
     <w:p>
@@ -2309,7 +3014,15 @@
         <w:spacing w:after="120"/>
       </w:pPr>
       <w:r>
-        <w:t>Al añadir la corona fija, el portasatélites orbitó a la velocidad exacta calculada por la fórmula de Willis, logrando que los dientes del planeta rueden sin resbalar contra la corona interior.</w:t>
+        <w:t xml:space="preserve">Al añadir la corona fija, el </w:t>
+      </w:r>
+      <w:proofErr w:type="spellStart"/>
+      <w:r>
+        <w:t>portasatélites</w:t>
+      </w:r>
+      <w:proofErr w:type="spellEnd"/>
+      <w:r>
+        <w:t xml:space="preserve"> orbitó a la velocidad exacta calculada por la fórmula de Willis, logrando que los dientes del planeta rueden sin resbalar contra la corona interior.</w:t>
       </w:r>
     </w:p>
     <w:p>
@@ -2329,15 +3042,31 @@
         <w:t>📝</w:t>
       </w:r>
       <w:r>
-        <w:t xml:space="preserve"> Changelog (V1.0 -&gt; V2.0)</w:t>
-      </w:r>
-    </w:p>
-    <w:p>
-      <w:pPr>
-        <w:spacing w:after="120"/>
-      </w:pPr>
-      <w:r>
-        <w:t>Añadidos (Features):</w:t>
+        <w:t xml:space="preserve"> </w:t>
+      </w:r>
+      <w:proofErr w:type="spellStart"/>
+      <w:r>
+        <w:t>Changelog</w:t>
+      </w:r>
+      <w:proofErr w:type="spellEnd"/>
+      <w:r>
+        <w:t xml:space="preserve"> (V1.0 -&gt; V2.0)</w:t>
+      </w:r>
+    </w:p>
+    <w:p>
+      <w:pPr>
+        <w:spacing w:after="120"/>
+      </w:pPr>
+      <w:r>
+        <w:t>Añadidos (</w:t>
+      </w:r>
+      <w:proofErr w:type="spellStart"/>
+      <w:r>
+        <w:t>Features</w:t>
+      </w:r>
+      <w:proofErr w:type="spellEnd"/>
+      <w:r>
+        <w:t>):</w:t>
       </w:r>
     </w:p>
     <w:p>
@@ -2363,15 +3092,41 @@
       <w:r>
         <w:t xml:space="preserve">Física de péndulo real (Integración de Euler): Reemplazada la animación basada en </w:t>
       </w:r>
+      <w:proofErr w:type="spellStart"/>
+      <w:proofErr w:type="gramStart"/>
       <w:r>
         <w:rPr>
           <w:b/>
           <w:bCs/>
         </w:rPr>
-        <w:t>Math.sin()</w:t>
-      </w:r>
-      <w:r>
-        <w:t xml:space="preserve"> infinito por un modelo físico real que calcula aceleración, velocidad angular y posición angular.</w:t>
+        <w:t>Math.sin</w:t>
+      </w:r>
+      <w:proofErr w:type="spellEnd"/>
+      <w:r>
+        <w:rPr>
+          <w:b/>
+          <w:bCs/>
+        </w:rPr>
+        <w:t>(</w:t>
+      </w:r>
+      <w:proofErr w:type="gramEnd"/>
+      <w:r>
+        <w:rPr>
+          <w:b/>
+          <w:bCs/>
+        </w:rPr>
+        <w:t>)</w:t>
+      </w:r>
+      <w:r>
+        <w:t xml:space="preserve"> infinito por un modelo físico real que calcula aceleración, </w:t>
+      </w:r>
+      <w:proofErr w:type="gramStart"/>
+      <w:r>
+        <w:t>velocidad angular y posición angular</w:t>
+      </w:r>
+      <w:proofErr w:type="gramEnd"/>
+      <w:r>
+        <w:t>.</w:t>
       </w:r>
     </w:p>
     <w:p>
@@ -2385,6 +3140,7 @@
       <w:r>
         <w:t>Amortiguación (Fricción): Añadida una constante de fricción (</w:t>
       </w:r>
+      <w:proofErr w:type="spellStart"/>
       <w:r>
         <w:rPr>
           <w:b/>
@@ -2392,6 +3148,7 @@
         </w:rPr>
         <w:t>damping</w:t>
       </w:r>
+      <w:proofErr w:type="spellEnd"/>
       <w:r>
         <w:t>). El péndulo ahora pierde energía con el tiempo y se detiene si se queda sin fuente de energía.</w:t>
       </w:r>
@@ -2405,7 +3162,15 @@
         <w:spacing w:after="120"/>
       </w:pPr>
       <w:r>
-        <w:t>Inyección de Energía (Impulso): El mecanismo de escape ahora transfiere energía real al péndulo. En el instante del cruce por cero, aplica un micro-empujón a la velocidad angular del péndulo, compensando la fricción y manteniendo la oscilación indefinida.</w:t>
+        <w:t xml:space="preserve">Inyección de Energía (Impulso): El mecanismo de escape ahora transfiere energía real al péndulo. En el instante del cruce por cero, aplica un </w:t>
+      </w:r>
+      <w:proofErr w:type="spellStart"/>
+      <w:r>
+        <w:t>micro-empujón</w:t>
+      </w:r>
+      <w:proofErr w:type="spellEnd"/>
+      <w:r>
+        <w:t xml:space="preserve"> a la velocidad angular del péndulo, compensando la fricción y manteniendo la oscilación indefinida.</w:t>
       </w:r>
     </w:p>
     <w:p>
@@ -2425,7 +3190,15 @@
         <w:spacing w:after="120"/>
       </w:pPr>
       <w:r>
-        <w:t>Modificados (Changes):</w:t>
+        <w:t>Modificados (</w:t>
+      </w:r>
+      <w:proofErr w:type="spellStart"/>
+      <w:r>
+        <w:t>Changes</w:t>
+      </w:r>
+      <w:proofErr w:type="spellEnd"/>
+      <w:r>
+        <w:t>):</w:t>
       </w:r>
     </w:p>
     <w:p>
@@ -2437,38 +3210,82 @@
         <w:spacing w:after="120"/>
       </w:pPr>
       <w:r>
-        <w:t xml:space="preserve">El "Muro" del Solver: Eliminado el hack de </w:t>
-      </w:r>
+        <w:t xml:space="preserve">El "Muro" del </w:t>
+      </w:r>
+      <w:proofErr w:type="spellStart"/>
+      <w:r>
+        <w:t>Solver</w:t>
+      </w:r>
+      <w:proofErr w:type="spellEnd"/>
+      <w:r>
+        <w:t xml:space="preserve">: Eliminado el </w:t>
+      </w:r>
+      <w:proofErr w:type="spellStart"/>
+      <w:r>
+        <w:t>hack</w:t>
+      </w:r>
+      <w:proofErr w:type="spellEnd"/>
+      <w:r>
+        <w:t xml:space="preserve"> de </w:t>
+      </w:r>
+      <w:proofErr w:type="spellStart"/>
       <w:r>
         <w:rPr>
           <w:b/>
           <w:bCs/>
         </w:rPr>
-        <w:t>isDriver = false</w:t>
-      </w:r>
-      <w:r>
-        <w:t xml:space="preserve"> temporal en </w:t>
-      </w:r>
+        <w:t>isDriver</w:t>
+      </w:r>
+      <w:proofErr w:type="spellEnd"/>
       <w:r>
         <w:rPr>
           <w:b/>
           <w:bCs/>
         </w:rPr>
-        <w:t>System.update()</w:t>
-      </w:r>
-      <w:r>
-        <w:t xml:space="preserve">. Ahora el </w:t>
-      </w:r>
+        <w:t xml:space="preserve"> = false</w:t>
+      </w:r>
+      <w:r>
+        <w:t xml:space="preserve"> temporal en </w:t>
+      </w:r>
+      <w:proofErr w:type="spellStart"/>
       <w:r>
         <w:rPr>
           <w:b/>
           <w:bCs/>
         </w:rPr>
-        <w:t>Solver.propagateFrom()</w:t>
+        <w:t>System.update</w:t>
+      </w:r>
+      <w:proofErr w:type="spellEnd"/>
+      <w:r>
+        <w:rPr>
+          <w:b/>
+          <w:bCs/>
+        </w:rPr>
+        <w:t>()</w:t>
+      </w:r>
+      <w:r>
+        <w:t xml:space="preserve">. Ahora el </w:t>
+      </w:r>
+      <w:proofErr w:type="spellStart"/>
+      <w:r>
+        <w:rPr>
+          <w:b/>
+          <w:bCs/>
+        </w:rPr>
+        <w:t>Solver.propagateFrom</w:t>
+      </w:r>
+      <w:proofErr w:type="spellEnd"/>
+      <w:r>
+        <w:rPr>
+          <w:b/>
+          <w:bCs/>
+        </w:rPr>
+        <w:t>()</w:t>
       </w:r>
       <w:r>
         <w:t xml:space="preserve"> detecta la bandera </w:t>
       </w:r>
+      <w:proofErr w:type="spellStart"/>
       <w:r>
         <w:rPr>
           <w:b/>
@@ -2476,6 +3293,7 @@
         </w:rPr>
         <w:t>lockedByEscapement</w:t>
       </w:r>
+      <w:proofErr w:type="spellEnd"/>
       <w:r>
         <w:t xml:space="preserve"> y corta la propagación de velocidad continua de forma nativa y elegante.</w:t>
       </w:r>
@@ -2485,7 +3303,15 @@
         <w:spacing w:after="120"/>
       </w:pPr>
       <w:r>
-        <w:t>Correcciones (Bugfixes):</w:t>
+        <w:t>Correcciones (</w:t>
+      </w:r>
+      <w:proofErr w:type="spellStart"/>
+      <w:r>
+        <w:t>Bugfixes</w:t>
+      </w:r>
+      <w:proofErr w:type="spellEnd"/>
+      <w:r>
+        <w:t>):</w:t>
       </w:r>
     </w:p>
     <w:p>
@@ -2519,15 +3345,39 @@
         <w:spacing w:after="120"/>
       </w:pPr>
       <w:r>
-        <w:t>Resuelto el error de doble inserción en el array de escapements.</w:t>
-      </w:r>
-    </w:p>
-    <w:p>
-      <w:pPr>
-        <w:spacing w:after="120"/>
-      </w:pPr>
-      <w:r>
-        <w:t>Deuda Técnica Restante (Technical Debt):</w:t>
+        <w:t xml:space="preserve">Resuelto el error de doble inserción en el array de </w:t>
+      </w:r>
+      <w:proofErr w:type="spellStart"/>
+      <w:r>
+        <w:t>escapements</w:t>
+      </w:r>
+      <w:proofErr w:type="spellEnd"/>
+      <w:r>
+        <w:t>.</w:t>
+      </w:r>
+    </w:p>
+    <w:p>
+      <w:pPr>
+        <w:spacing w:after="120"/>
+      </w:pPr>
+      <w:r>
+        <w:t>Deuda Técnica Restante (</w:t>
+      </w:r>
+      <w:proofErr w:type="spellStart"/>
+      <w:r>
+        <w:t>Technical</w:t>
+      </w:r>
+      <w:proofErr w:type="spellEnd"/>
+      <w:r>
+        <w:t xml:space="preserve"> </w:t>
+      </w:r>
+      <w:proofErr w:type="spellStart"/>
+      <w:r>
+        <w:t>Debt</w:t>
+      </w:r>
+      <w:proofErr w:type="spellEnd"/>
+      <w:r>
+        <w:t>):</w:t>
       </w:r>
     </w:p>
     <w:p>
@@ -2553,6 +3403,7 @@
       <w:r>
         <w:t xml:space="preserve">La detección del cruce por cero puede fallar si el </w:t>
       </w:r>
+      <w:proofErr w:type="spellStart"/>
       <w:r>
         <w:rPr>
           <w:b/>
@@ -2560,6 +3411,7 @@
         </w:rPr>
         <w:t>deltaTime</w:t>
       </w:r>
+      <w:proofErr w:type="spellEnd"/>
       <w:r>
         <w:t xml:space="preserve"> es anómalamente alto.</w:t>
       </w:r>
@@ -2580,7 +3432,15 @@
         <w:t>🚀</w:t>
       </w:r>
       <w:r>
-        <w:t xml:space="preserve"> Release V2.1: "El Cronómetro y la Lente"</w:t>
+        <w:t xml:space="preserve"> </w:t>
+      </w:r>
+      <w:proofErr w:type="spellStart"/>
+      <w:r>
+        <w:t>Release</w:t>
+      </w:r>
+      <w:proofErr w:type="spellEnd"/>
+      <w:r>
+        <w:t xml:space="preserve"> V2.1: "El Cronómetro y la Lente"</w:t>
       </w:r>
     </w:p>
     <w:p>
@@ -2610,15 +3470,31 @@
         <w:t>📝</w:t>
       </w:r>
       <w:r>
-        <w:t xml:space="preserve"> Changelog (V2.0 -&gt; V2.1)</w:t>
-      </w:r>
-    </w:p>
-    <w:p>
-      <w:pPr>
-        <w:spacing w:after="120"/>
-      </w:pPr>
-      <w:r>
-        <w:t>Añadidos (Features):</w:t>
+        <w:t xml:space="preserve"> </w:t>
+      </w:r>
+      <w:proofErr w:type="spellStart"/>
+      <w:r>
+        <w:t>Changelog</w:t>
+      </w:r>
+      <w:proofErr w:type="spellEnd"/>
+      <w:r>
+        <w:t xml:space="preserve"> (V2.0 -&gt; V2.1)</w:t>
+      </w:r>
+    </w:p>
+    <w:p>
+      <w:pPr>
+        <w:spacing w:after="120"/>
+      </w:pPr>
+      <w:r>
+        <w:t>Añadidos (</w:t>
+      </w:r>
+      <w:proofErr w:type="spellStart"/>
+      <w:r>
+        <w:t>Features</w:t>
+      </w:r>
+      <w:proofErr w:type="spellEnd"/>
+      <w:r>
+        <w:t>):</w:t>
       </w:r>
     </w:p>
     <w:p>
@@ -2665,8 +3541,29 @@
         </w:numPr>
         <w:spacing w:after="120"/>
       </w:pPr>
-      <w:r>
-        <w:t>Zoom Interactivo: Soporte para zoom con la rueda del mouse, centrado en el cursor del usuario (Rango: 0.1x a 5x).</w:t>
+      <w:proofErr w:type="gramStart"/>
+      <w:r>
+        <w:t>Zoom</w:t>
+      </w:r>
+      <w:proofErr w:type="gramEnd"/>
+      <w:r>
+        <w:t xml:space="preserve"> Interactivo: Soporte para </w:t>
+      </w:r>
+      <w:proofErr w:type="gramStart"/>
+      <w:r>
+        <w:t>zoom</w:t>
+      </w:r>
+      <w:proofErr w:type="gramEnd"/>
+      <w:r>
+        <w:t xml:space="preserve"> con la rueda del </w:t>
+      </w:r>
+      <w:proofErr w:type="gramStart"/>
+      <w:r>
+        <w:t>mouse</w:t>
+      </w:r>
+      <w:proofErr w:type="gramEnd"/>
+      <w:r>
+        <w:t>, centrado en el cursor del usuario (Rango: 0.1x a 5x).</w:t>
       </w:r>
     </w:p>
     <w:p>
@@ -2696,7 +3593,15 @@
         <w:spacing w:after="120"/>
       </w:pPr>
       <w:r>
-        <w:t>Modificados (Changes):</w:t>
+        <w:t>Modificados (</w:t>
+      </w:r>
+      <w:proofErr w:type="spellStart"/>
+      <w:r>
+        <w:t>Changes</w:t>
+      </w:r>
+      <w:proofErr w:type="spellEnd"/>
+      <w:r>
+        <w:t>):</w:t>
       </w:r>
     </w:p>
     <w:p>
@@ -2711,6 +3616,7 @@
         <w:lastRenderedPageBreak/>
         <w:t>Conversión de Coordenadas Globales: Todos los eventos de mouse (</w:t>
       </w:r>
+      <w:proofErr w:type="spellStart"/>
       <w:r>
         <w:rPr>
           <w:b/>
@@ -2718,9 +3624,11 @@
         </w:rPr>
         <w:t>mousePressed</w:t>
       </w:r>
+      <w:proofErr w:type="spellEnd"/>
       <w:r>
         <w:t xml:space="preserve">, </w:t>
       </w:r>
+      <w:proofErr w:type="spellStart"/>
       <w:r>
         <w:rPr>
           <w:b/>
@@ -2728,18 +3636,45 @@
         </w:rPr>
         <w:t>mouseDragged</w:t>
       </w:r>
+      <w:proofErr w:type="spellEnd"/>
       <w:r>
         <w:t xml:space="preserve">) y el sistema de detección de cercanía ahora utilizan la función </w:t>
       </w:r>
+      <w:proofErr w:type="spellStart"/>
+      <w:proofErr w:type="gramStart"/>
       <w:r>
         <w:rPr>
           <w:b/>
           <w:bCs/>
         </w:rPr>
-        <w:t>getWorldMouse()</w:t>
-      </w:r>
-      <w:r>
-        <w:t>, permitiendo interactuar con los mecanismos estando completamente zoomeados o desplazados.</w:t>
+        <w:t>getWorldMouse</w:t>
+      </w:r>
+      <w:proofErr w:type="spellEnd"/>
+      <w:r>
+        <w:rPr>
+          <w:b/>
+          <w:bCs/>
+        </w:rPr>
+        <w:t>(</w:t>
+      </w:r>
+      <w:proofErr w:type="gramEnd"/>
+      <w:r>
+        <w:rPr>
+          <w:b/>
+          <w:bCs/>
+        </w:rPr>
+        <w:t>)</w:t>
+      </w:r>
+      <w:r>
+        <w:t xml:space="preserve">, permitiendo interactuar con los mecanismos estando completamente </w:t>
+      </w:r>
+      <w:proofErr w:type="spellStart"/>
+      <w:r>
+        <w:t>zoomeados</w:t>
+      </w:r>
+      <w:proofErr w:type="spellEnd"/>
+      <w:r>
+        <w:t xml:space="preserve"> o desplazados.</w:t>
       </w:r>
     </w:p>
     <w:p>
@@ -2759,7 +3694,15 @@
         <w:spacing w:after="120"/>
       </w:pPr>
       <w:r>
-        <w:t>Correcciones (Bugfixes):</w:t>
+        <w:t>Correcciones (</w:t>
+      </w:r>
+      <w:proofErr w:type="spellStart"/>
+      <w:r>
+        <w:t>Bugfixes</w:t>
+      </w:r>
+      <w:proofErr w:type="spellEnd"/>
+      <w:r>
+        <w:t>):</w:t>
       </w:r>
     </w:p>
     <w:p>
@@ -2771,8 +3714,17 @@
         <w:spacing w:after="120"/>
       </w:pPr>
       <w:r>
-        <w:t xml:space="preserve">Corrección de Scroll Global: El evento </w:t>
-      </w:r>
+        <w:t xml:space="preserve">Corrección de </w:t>
+      </w:r>
+      <w:proofErr w:type="spellStart"/>
+      <w:r>
+        <w:t>Scroll</w:t>
+      </w:r>
+      <w:proofErr w:type="spellEnd"/>
+      <w:r>
+        <w:t xml:space="preserve"> Global: El evento </w:t>
+      </w:r>
+      <w:proofErr w:type="spellStart"/>
       <w:r>
         <w:rPr>
           <w:b/>
@@ -2780,8 +3732,25 @@
         </w:rPr>
         <w:t>mouseWheel</w:t>
       </w:r>
-      <w:r>
-        <w:t xml:space="preserve"> ahora verifica si el cursor está dentro de los límites del canvas antes de bloquear el scroll, permitiendo navegar por la página web normalmente.</w:t>
+      <w:proofErr w:type="spellEnd"/>
+      <w:r>
+        <w:t xml:space="preserve"> ahora verifica si el cursor está dentro de los límites del </w:t>
+      </w:r>
+      <w:proofErr w:type="spellStart"/>
+      <w:r>
+        <w:t>canvas</w:t>
+      </w:r>
+      <w:proofErr w:type="spellEnd"/>
+      <w:r>
+        <w:t xml:space="preserve"> antes de bloquear el </w:t>
+      </w:r>
+      <w:proofErr w:type="spellStart"/>
+      <w:r>
+        <w:t>scroll</w:t>
+      </w:r>
+      <w:proofErr w:type="spellEnd"/>
+      <w:r>
+        <w:t>, permitiendo navegar por la página web normalmente.</w:t>
       </w:r>
     </w:p>
     <w:p>
@@ -2795,6 +3764,7 @@
       <w:r>
         <w:t xml:space="preserve">Corrección de Loop Infinito: Resuelto el cuelgue del navegador causado por la reconstrucción recursiva del árbol de conexiones del escape 60 veces por segundo. Ahora se reconstruye únicamente cuando la topología cambia (en </w:t>
       </w:r>
+      <w:proofErr w:type="spellStart"/>
       <w:r>
         <w:rPr>
           <w:b/>
@@ -2802,6 +3772,7 @@
         </w:rPr>
         <w:t>afterGeometryChange</w:t>
       </w:r>
+      <w:proofErr w:type="spellEnd"/>
       <w:r>
         <w:t>).</w:t>
       </w:r>
@@ -2848,7 +3819,23 @@
         <w:t>🛠️</w:t>
       </w:r>
       <w:r>
-        <w:t xml:space="preserve"> Release V2.1.1: "Estabilidad de Largo Recorrido" (Hotfix)</w:t>
+        <w:t xml:space="preserve"> </w:t>
+      </w:r>
+      <w:proofErr w:type="spellStart"/>
+      <w:r>
+        <w:t>Release</w:t>
+      </w:r>
+      <w:proofErr w:type="spellEnd"/>
+      <w:r>
+        <w:t xml:space="preserve"> V2.1.1: "Estabilidad de Largo Recorrido" (</w:t>
+      </w:r>
+      <w:proofErr w:type="spellStart"/>
+      <w:r>
+        <w:t>Hotfix</w:t>
+      </w:r>
+      <w:proofErr w:type="spellEnd"/>
+      <w:r>
+        <w:t>)</w:t>
       </w:r>
     </w:p>
     <w:p>
@@ -2878,15 +3865,31 @@
         <w:t>📝</w:t>
       </w:r>
       <w:r>
-        <w:t xml:space="preserve"> Changelog (V2.1 -&gt; V2.1.1)</w:t>
-      </w:r>
-    </w:p>
-    <w:p>
-      <w:pPr>
-        <w:spacing w:after="120"/>
-      </w:pPr>
-      <w:r>
-        <w:t>Correcciones (Bugfixes):</w:t>
+        <w:t xml:space="preserve"> </w:t>
+      </w:r>
+      <w:proofErr w:type="spellStart"/>
+      <w:r>
+        <w:t>Changelog</w:t>
+      </w:r>
+      <w:proofErr w:type="spellEnd"/>
+      <w:r>
+        <w:t xml:space="preserve"> (V2.1 -&gt; V2.1.1)</w:t>
+      </w:r>
+    </w:p>
+    <w:p>
+      <w:pPr>
+        <w:spacing w:after="120"/>
+      </w:pPr>
+      <w:r>
+        <w:t>Correcciones (</w:t>
+      </w:r>
+      <w:proofErr w:type="spellStart"/>
+      <w:r>
+        <w:t>Bugfixes</w:t>
+      </w:r>
+      <w:proofErr w:type="spellEnd"/>
+      <w:r>
+        <w:t>):</w:t>
       </w:r>
     </w:p>
     <w:p>
@@ -2898,18 +3901,61 @@
         <w:spacing w:after="120"/>
       </w:pPr>
       <w:r>
-        <w:t xml:space="preserve">Corrección Crítica de Cuelgue (Infinite Loop): Resuelto el error fatal que ocurría alrededor del tick 300+. La causa era la creación masiva de arrays temporales dentro de la recursión de </w:t>
-      </w:r>
+        <w:t xml:space="preserve">Corrección Crítica de Cuelgue (Infinite Loop): Resuelto el error fatal que ocurría alrededor del </w:t>
+      </w:r>
+      <w:proofErr w:type="spellStart"/>
+      <w:r>
+        <w:t>tick</w:t>
+      </w:r>
+      <w:proofErr w:type="spellEnd"/>
+      <w:r>
+        <w:t xml:space="preserve"> 300+. La causa era la creación masiva de </w:t>
+      </w:r>
+      <w:proofErr w:type="spellStart"/>
+      <w:r>
+        <w:t>arrays</w:t>
+      </w:r>
+      <w:proofErr w:type="spellEnd"/>
+      <w:r>
+        <w:t xml:space="preserve"> temporales dentro de la recursión de </w:t>
+      </w:r>
+      <w:proofErr w:type="spellStart"/>
+      <w:proofErr w:type="gramStart"/>
       <w:r>
         <w:rPr>
           <w:b/>
           <w:bCs/>
         </w:rPr>
-        <w:t>applyTickToTrain()</w:t>
-      </w:r>
-      <w:r>
-        <w:t>. Ahora la lista de enlaces se calcula una sola vez por tick y se pasa por referencia (</w:t>
-      </w:r>
+        <w:t>applyTickToTrain</w:t>
+      </w:r>
+      <w:proofErr w:type="spellEnd"/>
+      <w:r>
+        <w:rPr>
+          <w:b/>
+          <w:bCs/>
+        </w:rPr>
+        <w:t>(</w:t>
+      </w:r>
+      <w:proofErr w:type="gramEnd"/>
+      <w:r>
+        <w:rPr>
+          <w:b/>
+          <w:bCs/>
+        </w:rPr>
+        <w:t>)</w:t>
+      </w:r>
+      <w:r>
+        <w:t xml:space="preserve">. Ahora la lista de enlaces se calcula una sola vez por </w:t>
+      </w:r>
+      <w:proofErr w:type="spellStart"/>
+      <w:r>
+        <w:t>tick</w:t>
+      </w:r>
+      <w:proofErr w:type="spellEnd"/>
+      <w:r>
+        <w:t xml:space="preserve"> y se pasa por referencia (</w:t>
+      </w:r>
+      <w:proofErr w:type="spellStart"/>
       <w:r>
         <w:rPr>
           <w:b/>
@@ -2917,6 +3963,7 @@
         </w:rPr>
         <w:t>linksCache</w:t>
       </w:r>
+      <w:proofErr w:type="spellEnd"/>
       <w:r>
         <w:t>).</w:t>
       </w:r>
@@ -2930,27 +3977,95 @@
         <w:spacing w:after="120"/>
       </w:pPr>
       <w:r>
-        <w:t xml:space="preserve">Prevención de "Chattering" Físico: Añadido un filtro de velocidad en </w:t>
-      </w:r>
+        <w:t>Prevención de "</w:t>
+      </w:r>
+      <w:proofErr w:type="spellStart"/>
+      <w:r>
+        <w:t>Chattering</w:t>
+      </w:r>
+      <w:proofErr w:type="spellEnd"/>
+      <w:r>
+        <w:t xml:space="preserve">" Físico: Añadido un filtro de velocidad en </w:t>
+      </w:r>
+      <w:proofErr w:type="spellStart"/>
+      <w:proofErr w:type="gramStart"/>
       <w:r>
         <w:rPr>
           <w:b/>
           <w:bCs/>
         </w:rPr>
-        <w:t>isAtCenter()</w:t>
-      </w:r>
-      <w:r>
-        <w:t xml:space="preserve"> (ignora cruces si la velocidad es menor a 0.3) y un cooldown temporal de 200ms en el </w:t>
-      </w:r>
+        <w:t>isAtCenter</w:t>
+      </w:r>
+      <w:proofErr w:type="spellEnd"/>
       <w:r>
         <w:rPr>
           <w:b/>
           <w:bCs/>
         </w:rPr>
-        <w:t>update()</w:t>
-      </w:r>
-      <w:r>
-        <w:t xml:space="preserve"> del escape. Esto evita que micro-vibraciones matemáticas disparen cientos de ticks por segundo, estabilizando el ciclo de energía a largo plazo.</w:t>
+        <w:t>(</w:t>
+      </w:r>
+      <w:proofErr w:type="gramEnd"/>
+      <w:r>
+        <w:rPr>
+          <w:b/>
+          <w:bCs/>
+        </w:rPr>
+        <w:t>)</w:t>
+      </w:r>
+      <w:r>
+        <w:t xml:space="preserve"> (ignora cruces si la velocidad es menor a 0.3) y un </w:t>
+      </w:r>
+      <w:proofErr w:type="spellStart"/>
+      <w:r>
+        <w:t>cooldown</w:t>
+      </w:r>
+      <w:proofErr w:type="spellEnd"/>
+      <w:r>
+        <w:t xml:space="preserve"> temporal de 200ms en el </w:t>
+      </w:r>
+      <w:proofErr w:type="spellStart"/>
+      <w:proofErr w:type="gramStart"/>
+      <w:r>
+        <w:rPr>
+          <w:b/>
+          <w:bCs/>
+        </w:rPr>
+        <w:t>update</w:t>
+      </w:r>
+      <w:proofErr w:type="spellEnd"/>
+      <w:r>
+        <w:rPr>
+          <w:b/>
+          <w:bCs/>
+        </w:rPr>
+        <w:t>(</w:t>
+      </w:r>
+      <w:proofErr w:type="gramEnd"/>
+      <w:r>
+        <w:rPr>
+          <w:b/>
+          <w:bCs/>
+        </w:rPr>
+        <w:t>)</w:t>
+      </w:r>
+      <w:r>
+        <w:t xml:space="preserve"> del escape. Esto evita que </w:t>
+      </w:r>
+      <w:proofErr w:type="spellStart"/>
+      <w:r>
+        <w:t>micro-vibraciones</w:t>
+      </w:r>
+      <w:proofErr w:type="spellEnd"/>
+      <w:r>
+        <w:t xml:space="preserve"> matemáticas disparen cientos de </w:t>
+      </w:r>
+      <w:proofErr w:type="spellStart"/>
+      <w:r>
+        <w:t>ticks</w:t>
+      </w:r>
+      <w:proofErr w:type="spellEnd"/>
+      <w:r>
+        <w:t xml:space="preserve"> por segundo, estabilizando el ciclo de energía a largo plazo.</w:t>
       </w:r>
     </w:p>
     <w:p>
@@ -2974,7 +4089,15 @@
         <w:t>🚀</w:t>
       </w:r>
       <w:r>
-        <w:t xml:space="preserve"> Release V2.2: "El Calibre Completo"</w:t>
+        <w:t xml:space="preserve"> </w:t>
+      </w:r>
+      <w:proofErr w:type="spellStart"/>
+      <w:r>
+        <w:t>Release</w:t>
+      </w:r>
+      <w:proofErr w:type="spellEnd"/>
+      <w:r>
+        <w:t xml:space="preserve"> V2.2: "El Calibre Completo"</w:t>
       </w:r>
     </w:p>
     <w:p>
@@ -3004,15 +4127,31 @@
         <w:t>📝</w:t>
       </w:r>
       <w:r>
-        <w:t xml:space="preserve"> Changelog (V2.1.1 -&gt; V2.2)</w:t>
-      </w:r>
-    </w:p>
-    <w:p>
-      <w:pPr>
-        <w:spacing w:after="120"/>
-      </w:pPr>
-      <w:r>
-        <w:t>Añadidos (Features):</w:t>
+        <w:t xml:space="preserve"> </w:t>
+      </w:r>
+      <w:proofErr w:type="spellStart"/>
+      <w:r>
+        <w:t>Changelog</w:t>
+      </w:r>
+      <w:proofErr w:type="spellEnd"/>
+      <w:r>
+        <w:t xml:space="preserve"> (V2.1.1 -&gt; V2.2)</w:t>
+      </w:r>
+    </w:p>
+    <w:p>
+      <w:pPr>
+        <w:spacing w:after="120"/>
+      </w:pPr>
+      <w:r>
+        <w:t>Añadidos (</w:t>
+      </w:r>
+      <w:proofErr w:type="spellStart"/>
+      <w:r>
+        <w:t>Features</w:t>
+      </w:r>
+      <w:proofErr w:type="spellEnd"/>
+      <w:r>
+        <w:t>):</w:t>
       </w:r>
     </w:p>
     <w:p>
@@ -3044,7 +4183,15 @@
         <w:spacing w:after="120"/>
       </w:pPr>
       <w:r>
-        <w:t>Modificados (Changes):</w:t>
+        <w:t>Modificados (</w:t>
+      </w:r>
+      <w:proofErr w:type="spellStart"/>
+      <w:r>
+        <w:t>Changes</w:t>
+      </w:r>
+      <w:proofErr w:type="spellEnd"/>
+      <w:r>
+        <w:t>):</w:t>
       </w:r>
     </w:p>
     <w:p>
@@ -3059,90 +4206,177 @@
         <w:lastRenderedPageBreak/>
         <w:t xml:space="preserve">Propagación Matemática Real (El gran cambio): Reescrito por completo </w:t>
       </w:r>
+      <w:proofErr w:type="spellStart"/>
+      <w:proofErr w:type="gramStart"/>
       <w:r>
         <w:rPr>
           <w:b/>
           <w:bCs/>
         </w:rPr>
-        <w:t>applyTickToTrain()</w:t>
-      </w:r>
-      <w:r>
-        <w:t xml:space="preserve">. Antes, cada engranaje avanzaba "un diente propio", rompiendo las proporciones. Ahora, la rueda de escape genera un delta de ángulo y la función aplica estrictamente la multiplicación de </w:t>
-      </w:r>
+        <w:t>applyTickToTrain</w:t>
+      </w:r>
+      <w:proofErr w:type="spellEnd"/>
       <w:r>
         <w:rPr>
           <w:b/>
           <w:bCs/>
         </w:rPr>
-        <w:t>ratio()</w:t>
-      </w:r>
-      <w:r>
-        <w:t xml:space="preserve"> a través de todo el grafo. Las agujas de minutos y horas ahora giran a las velocidades exactas (1/60 y 1/720).</w:t>
-      </w:r>
-    </w:p>
-    <w:p>
-      <w:pPr>
-        <w:numPr>
-          <w:ilvl w:val="0"/>
-          <w:numId w:val="21"/>
-        </w:numPr>
-        <w:spacing w:after="120"/>
-      </w:pPr>
-      <w:r>
-        <w:t>Optimización Visual de Alto Nivel: Los engranajes de más de 40 dientes (ruedas de minutos y horas) ahora se renderizan como anillos lisos en lugar de polígonos individuales, reduciendo la carga del procesador de forma drástica y permitiendo la existencia de trenes largos sin colapsar.</w:t>
-      </w:r>
-    </w:p>
-    <w:p>
-      <w:pPr>
-        <w:spacing w:after="120"/>
-      </w:pPr>
-      <w:r>
-        <w:t>Correcciones (Bugfixes):</w:t>
-      </w:r>
-    </w:p>
-    <w:p>
-      <w:pPr>
-        <w:numPr>
-          <w:ilvl w:val="0"/>
-          <w:numId w:val="22"/>
-        </w:numPr>
-        <w:spacing w:after="120"/>
-      </w:pPr>
-      <w:r>
-        <w:t>Corrección del "Efecto Pestaña Background" (Fixed Timestep): Implementado un escudo de tiempo (</w:t>
-      </w:r>
+        <w:t>(</w:t>
+      </w:r>
+      <w:proofErr w:type="gramEnd"/>
       <w:r>
         <w:rPr>
           <w:b/>
           <w:bCs/>
         </w:rPr>
-        <w:t>dt &gt; 0.033</w:t>
-      </w:r>
-      <w:r>
-        <w:t>) en el péndulo y el escape. Si el navegador intenta compensar el tiempo al volver de otra pestaña, el reloj finge estar congelado en lugar de explotar matemáticamente y dar vueltas de 360 grados.</w:t>
-      </w:r>
-    </w:p>
-    <w:p>
-      <w:pPr>
-        <w:numPr>
-          <w:ilvl w:val="0"/>
-          <w:numId w:val="22"/>
-        </w:numPr>
-        <w:spacing w:after="120"/>
-      </w:pPr>
-      <w:r>
-        <w:t xml:space="preserve">Corrección de Sincronización al Crear el Escape: Añadida la llamada a </w:t>
-      </w:r>
+        <w:t>)</w:t>
+      </w:r>
+      <w:r>
+        <w:t xml:space="preserve">. Antes, cada engranaje avanzaba "un diente propio", rompiendo las proporciones. Ahora, la rueda de escape genera un delta de ángulo y la función aplica estrictamente la multiplicación de </w:t>
+      </w:r>
+      <w:proofErr w:type="gramStart"/>
       <w:r>
         <w:rPr>
           <w:b/>
           <w:bCs/>
         </w:rPr>
-        <w:t>afterGeometryChange()</w:t>
+        <w:t>ratio(</w:t>
+      </w:r>
+      <w:proofErr w:type="gramEnd"/>
+      <w:r>
+        <w:rPr>
+          <w:b/>
+          <w:bCs/>
+        </w:rPr>
+        <w:t>)</w:t>
+      </w:r>
+      <w:r>
+        <w:t xml:space="preserve"> a través de todo el grafo. Las agujas de minutos y horas ahora giran a las velocidades exactas (1/60 y 1/720).</w:t>
+      </w:r>
+    </w:p>
+    <w:p>
+      <w:pPr>
+        <w:numPr>
+          <w:ilvl w:val="0"/>
+          <w:numId w:val="21"/>
+        </w:numPr>
+        <w:spacing w:after="120"/>
+      </w:pPr>
+      <w:r>
+        <w:t>Optimización Visual de Alto Nivel: Los engranajes de más de 40 dientes (ruedas de minutos y horas) ahora se renderizan como anillos lisos en lugar de polígonos individuales, reduciendo la carga del procesador de forma drástica y permitiendo la existencia de trenes largos sin colapsar.</w:t>
+      </w:r>
+    </w:p>
+    <w:p>
+      <w:pPr>
+        <w:spacing w:after="120"/>
+      </w:pPr>
+      <w:r>
+        <w:t>Correcciones (</w:t>
+      </w:r>
+      <w:proofErr w:type="spellStart"/>
+      <w:r>
+        <w:t>Bugfixes</w:t>
+      </w:r>
+      <w:proofErr w:type="spellEnd"/>
+      <w:r>
+        <w:t>):</w:t>
+      </w:r>
+    </w:p>
+    <w:p>
+      <w:pPr>
+        <w:numPr>
+          <w:ilvl w:val="0"/>
+          <w:numId w:val="22"/>
+        </w:numPr>
+        <w:spacing w:after="120"/>
+      </w:pPr>
+      <w:r>
+        <w:t xml:space="preserve">Corrección del "Efecto Pestaña </w:t>
+      </w:r>
+      <w:proofErr w:type="spellStart"/>
+      <w:r>
+        <w:t>Background</w:t>
+      </w:r>
+      <w:proofErr w:type="spellEnd"/>
+      <w:r>
+        <w:t>" (</w:t>
+      </w:r>
+      <w:proofErr w:type="spellStart"/>
+      <w:r>
+        <w:t>Fixed</w:t>
+      </w:r>
+      <w:proofErr w:type="spellEnd"/>
+      <w:r>
+        <w:t xml:space="preserve"> </w:t>
+      </w:r>
+      <w:proofErr w:type="spellStart"/>
+      <w:r>
+        <w:t>Timestep</w:t>
+      </w:r>
+      <w:proofErr w:type="spellEnd"/>
+      <w:r>
+        <w:t>): Implementado un escudo de tiempo (</w:t>
+      </w:r>
+      <w:proofErr w:type="spellStart"/>
+      <w:r>
+        <w:rPr>
+          <w:b/>
+          <w:bCs/>
+        </w:rPr>
+        <w:t>dt</w:t>
+      </w:r>
+      <w:proofErr w:type="spellEnd"/>
+      <w:r>
+        <w:rPr>
+          <w:b/>
+          <w:bCs/>
+        </w:rPr>
+        <w:t xml:space="preserve"> &gt; 0.033</w:t>
+      </w:r>
+      <w:r>
+        <w:t>) en el péndulo y el escape. Si el navegador intenta compensar el tiempo al volver de otra pestaña, el reloj finge estar congelado en lugar de explotar matemáticamente y dar vueltas de 360 grados.</w:t>
+      </w:r>
+    </w:p>
+    <w:p>
+      <w:pPr>
+        <w:numPr>
+          <w:ilvl w:val="0"/>
+          <w:numId w:val="22"/>
+        </w:numPr>
+        <w:spacing w:after="120"/>
+      </w:pPr>
+      <w:r>
+        <w:t xml:space="preserve">Corrección de Sincronización al Crear el Escape: Añadida la llamada a </w:t>
+      </w:r>
+      <w:proofErr w:type="spellStart"/>
+      <w:proofErr w:type="gramStart"/>
+      <w:r>
+        <w:rPr>
+          <w:b/>
+          <w:bCs/>
+        </w:rPr>
+        <w:t>afterGeometryChange</w:t>
+      </w:r>
+      <w:proofErr w:type="spellEnd"/>
+      <w:r>
+        <w:rPr>
+          <w:b/>
+          <w:bCs/>
+        </w:rPr>
+        <w:t>(</w:t>
+      </w:r>
+      <w:proofErr w:type="gramEnd"/>
+      <w:r>
+        <w:rPr>
+          <w:b/>
+          <w:bCs/>
+        </w:rPr>
+        <w:t>)</w:t>
       </w:r>
       <w:r>
         <w:t xml:space="preserve"> al crear un escape. Esto asegura que el motor reciba la orden de </w:t>
       </w:r>
+      <w:proofErr w:type="spellStart"/>
       <w:r>
         <w:rPr>
           <w:b/>
@@ -3150,6 +4384,7 @@
         </w:rPr>
         <w:t>lockedByEscapement</w:t>
       </w:r>
+      <w:proofErr w:type="spellEnd"/>
       <w:r>
         <w:t xml:space="preserve"> de forma inmediata al pulsar el botón, en lugar de seguir girando libremente.</w:t>
       </w:r>
@@ -3165,7 +4400,15 @@
         <w:t>🚀</w:t>
       </w:r>
       <w:r>
-        <w:t xml:space="preserve"> Release V3.0: "El Cuadrante"</w:t>
+        <w:t xml:space="preserve"> </w:t>
+      </w:r>
+      <w:proofErr w:type="spellStart"/>
+      <w:r>
+        <w:t>Release</w:t>
+      </w:r>
+      <w:proofErr w:type="spellEnd"/>
+      <w:r>
+        <w:t xml:space="preserve"> V3.0: "El Cuadrante"</w:t>
       </w:r>
     </w:p>
     <w:p>
@@ -3195,15 +4438,31 @@
         <w:t>📝</w:t>
       </w:r>
       <w:r>
-        <w:t xml:space="preserve"> Changelog (V2.2 -&gt; V3.0)</w:t>
-      </w:r>
-    </w:p>
-    <w:p>
-      <w:pPr>
-        <w:spacing w:after="120"/>
-      </w:pPr>
-      <w:r>
-        <w:t>Añadidos (Features):</w:t>
+        <w:t xml:space="preserve"> </w:t>
+      </w:r>
+      <w:proofErr w:type="spellStart"/>
+      <w:r>
+        <w:t>Changelog</w:t>
+      </w:r>
+      <w:proofErr w:type="spellEnd"/>
+      <w:r>
+        <w:t xml:space="preserve"> (V2.2 -&gt; V3.0)</w:t>
+      </w:r>
+    </w:p>
+    <w:p>
+      <w:pPr>
+        <w:spacing w:after="120"/>
+      </w:pPr>
+      <w:r>
+        <w:t>Añadidos (</w:t>
+      </w:r>
+      <w:proofErr w:type="spellStart"/>
+      <w:r>
+        <w:t>Features</w:t>
+      </w:r>
+      <w:proofErr w:type="spellEnd"/>
+      <w:r>
+        <w:t>):</w:t>
       </w:r>
     </w:p>
     <w:p>
@@ -3215,7 +4474,15 @@
         <w:spacing w:after="120"/>
       </w:pPr>
       <w:r>
-        <w:t>Esfera de Reloj (Dial Overlay): Implementado un dibujado de una esfera analógica superpuesta (fondo blanco, marcas de minutos, números de las horas) centrada en el eje de la rueda de horas.</w:t>
+        <w:t xml:space="preserve">Esfera de Reloj (Dial </w:t>
+      </w:r>
+      <w:proofErr w:type="spellStart"/>
+      <w:r>
+        <w:t>Overlay</w:t>
+      </w:r>
+      <w:proofErr w:type="spellEnd"/>
+      <w:r>
+        <w:t>): Implementado un dibujado de una esfera analógica superpuesta (fondo blanco, marcas de minutos, números de las horas) centrada en el eje de la rueda de horas.</w:t>
       </w:r>
     </w:p>
     <w:p>
@@ -3241,6 +4508,7 @@
       <w:r>
         <w:t xml:space="preserve">Segundero de Precisión (Híbrido): Para resolver la inherente descompensación de los dientes de escape, la aguja roja de los segundos se basa en un contador matemático de </w:t>
       </w:r>
+      <w:proofErr w:type="spellStart"/>
       <w:r>
         <w:rPr>
           <w:b/>
@@ -3248,6 +4516,7 @@
         </w:rPr>
         <w:t>totalTicks</w:t>
       </w:r>
+      <w:proofErr w:type="spellEnd"/>
       <w:r>
         <w:t>, garantizando que caiga exactamente en cada marca de la esfera.</w:t>
       </w:r>
@@ -3283,6 +4552,8 @@
       <w:r>
         <w:t>Se tomó la decisión consciente de mantener las agujas de Minutos y Horas atadas a la física del engranaje (</w:t>
       </w:r>
+      <w:proofErr w:type="spellStart"/>
+      <w:proofErr w:type="gramStart"/>
       <w:r>
         <w:rPr>
           <w:b/>
@@ -3290,8 +4561,18 @@
         </w:rPr>
         <w:t>shaft.angle</w:t>
       </w:r>
-      <w:r>
-        <w:t>). Aunque no marcan el tiempo astronómico exacto debido a las limitaciones de tamaño del canvas (evitar una caja de piedras de 6 etapas), esto preserva el objetivo del simulador: demostrar que el movimiento visual nace de engranajes reales girando, no de una animación matemática.</w:t>
+      <w:proofErr w:type="spellEnd"/>
+      <w:proofErr w:type="gramEnd"/>
+      <w:r>
+        <w:t xml:space="preserve">). Aunque no marcan el tiempo astronómico exacto debido a las limitaciones de tamaño del </w:t>
+      </w:r>
+      <w:proofErr w:type="spellStart"/>
+      <w:r>
+        <w:t>canvas</w:t>
+      </w:r>
+      <w:proofErr w:type="spellEnd"/>
+      <w:r>
+        <w:t xml:space="preserve"> (evitar una caja de piedras de 6 etapas), esto preserva el objetivo del simulador: demostrar que el movimiento visual nace de engranajes reales girando, no de una animación matemática.</w:t>
       </w:r>
     </w:p>
     <w:p>
@@ -3333,7 +4614,15 @@
         <w:t>🛠️</w:t>
       </w:r>
       <w:r>
-        <w:t xml:space="preserve"> Release V3.1: "El Áncora y la Corrección Cinemática"</w:t>
+        <w:t xml:space="preserve"> </w:t>
+      </w:r>
+      <w:proofErr w:type="spellStart"/>
+      <w:r>
+        <w:t>Release</w:t>
+      </w:r>
+      <w:proofErr w:type="spellEnd"/>
+      <w:r>
+        <w:t xml:space="preserve"> V3.1: "El Áncora y la Corrección Cinemática"</w:t>
       </w:r>
     </w:p>
     <w:p>
@@ -3364,15 +4653,31 @@
         <w:t>📝</w:t>
       </w:r>
       <w:r>
-        <w:t xml:space="preserve"> Changelog (V3.0 -&gt; V3.1)</w:t>
-      </w:r>
-    </w:p>
-    <w:p>
-      <w:pPr>
-        <w:spacing w:after="120"/>
-      </w:pPr>
-      <w:r>
-        <w:t>Añadidos (Features):</w:t>
+        <w:t xml:space="preserve"> </w:t>
+      </w:r>
+      <w:proofErr w:type="spellStart"/>
+      <w:r>
+        <w:t>Changelog</w:t>
+      </w:r>
+      <w:proofErr w:type="spellEnd"/>
+      <w:r>
+        <w:t xml:space="preserve"> (V3.0 -&gt; V3.1)</w:t>
+      </w:r>
+    </w:p>
+    <w:p>
+      <w:pPr>
+        <w:spacing w:after="120"/>
+      </w:pPr>
+      <w:r>
+        <w:t>Añadidos (</w:t>
+      </w:r>
+      <w:proofErr w:type="spellStart"/>
+      <w:r>
+        <w:t>Features</w:t>
+      </w:r>
+      <w:proofErr w:type="spellEnd"/>
+      <w:r>
+        <w:t>):</w:t>
       </w:r>
     </w:p>
     <w:p>
@@ -3386,12 +4691,30 @@
       <w:r>
         <w:t xml:space="preserve">Modelado del Áncora (Pallet Fork): Añadida la clase visual </w:t>
       </w:r>
+      <w:proofErr w:type="spellStart"/>
+      <w:proofErr w:type="gramStart"/>
       <w:r>
         <w:rPr>
           <w:b/>
           <w:bCs/>
         </w:rPr>
-        <w:t>drawAnchor()</w:t>
+        <w:t>drawAnchor</w:t>
+      </w:r>
+      <w:proofErr w:type="spellEnd"/>
+      <w:r>
+        <w:rPr>
+          <w:b/>
+          <w:bCs/>
+        </w:rPr>
+        <w:t>(</w:t>
+      </w:r>
+      <w:proofErr w:type="gramEnd"/>
+      <w:r>
+        <w:rPr>
+          <w:b/>
+          <w:bCs/>
+        </w:rPr>
+        <w:t>)</w:t>
       </w:r>
       <w:r>
         <w:t xml:space="preserve"> que dibuja una pieza en forma de "Y" solidaria al péndulo.</w:t>
@@ -3408,6 +4731,7 @@
       <w:r>
         <w:t xml:space="preserve">Paletas de Escape: Las dos puntas del áncora (roja y azul) están geométricamente calibradas para rozar exactamente el </w:t>
       </w:r>
+      <w:proofErr w:type="spellStart"/>
       <w:r>
         <w:rPr>
           <w:b/>
@@ -3415,6 +4739,7 @@
         </w:rPr>
         <w:t>pitchRadius</w:t>
       </w:r>
+      <w:proofErr w:type="spellEnd"/>
       <w:r>
         <w:t xml:space="preserve"> de la rueda de escape, creando la ilusión visual de que son las paletas las que liberan los dientes en cada TICK.</w:t>
       </w:r>
@@ -3436,7 +4761,15 @@
         <w:spacing w:after="120"/>
       </w:pPr>
       <w:r>
-        <w:t>Correcciones (Bugfixes):</w:t>
+        <w:t>Correcciones (</w:t>
+      </w:r>
+      <w:proofErr w:type="spellStart"/>
+      <w:r>
+        <w:t>Bugfixes</w:t>
+      </w:r>
+      <w:proofErr w:type="spellEnd"/>
+      <w:r>
+        <w:t>):</w:t>
       </w:r>
     </w:p>
     <w:p>
@@ -3450,12 +4783,30 @@
       <w:r>
         <w:t>Corrección del Sentido Horario: Eliminado el intento de simular un "piñón cónico" negativo. Se descubrió que el sistema de coordenadas de p5.js (</w:t>
       </w:r>
+      <w:proofErr w:type="spellStart"/>
+      <w:proofErr w:type="gramStart"/>
       <w:r>
         <w:rPr>
           <w:b/>
           <w:bCs/>
         </w:rPr>
-        <w:t>rotate()</w:t>
+        <w:t>rotate</w:t>
+      </w:r>
+      <w:proofErr w:type="spellEnd"/>
+      <w:r>
+        <w:rPr>
+          <w:b/>
+          <w:bCs/>
+        </w:rPr>
+        <w:t>(</w:t>
+      </w:r>
+      <w:proofErr w:type="gramEnd"/>
+      <w:r>
+        <w:rPr>
+          <w:b/>
+          <w:bCs/>
+        </w:rPr>
+        <w:t>)</w:t>
       </w:r>
       <w:r>
         <w:t>) ya avanza en sentido horario al sumar ángulos, por lo que las agujas de minutos y horas ahora siguen la dirección natural de las agujas del reloj.</w:t>
@@ -3472,7 +4823,15 @@
         <w:t>🛠️</w:t>
       </w:r>
       <w:r>
-        <w:t xml:space="preserve"> Release V4.0: "Arquitectura de Múltiples Trenes"</w:t>
+        <w:t xml:space="preserve"> </w:t>
+      </w:r>
+      <w:proofErr w:type="spellStart"/>
+      <w:r>
+        <w:t>Release</w:t>
+      </w:r>
+      <w:proofErr w:type="spellEnd"/>
+      <w:r>
+        <w:t xml:space="preserve"> V4.0: "Arquitectura de Múltiples Trenes"</w:t>
       </w:r>
     </w:p>
     <w:p>
@@ -3502,15 +4861,31 @@
         <w:t>📝</w:t>
       </w:r>
       <w:r>
-        <w:t xml:space="preserve"> Changelog (V3.1 -&gt; V4.0)</w:t>
-      </w:r>
-    </w:p>
-    <w:p>
-      <w:pPr>
-        <w:spacing w:after="120"/>
-      </w:pPr>
-      <w:r>
-        <w:t>Añadidos (Features):</w:t>
+        <w:t xml:space="preserve"> </w:t>
+      </w:r>
+      <w:proofErr w:type="spellStart"/>
+      <w:r>
+        <w:t>Changelog</w:t>
+      </w:r>
+      <w:proofErr w:type="spellEnd"/>
+      <w:r>
+        <w:t xml:space="preserve"> (V3.1 -&gt; V4.0)</w:t>
+      </w:r>
+    </w:p>
+    <w:p>
+      <w:pPr>
+        <w:spacing w:after="120"/>
+      </w:pPr>
+      <w:r>
+        <w:t>Añadidos (</w:t>
+      </w:r>
+      <w:proofErr w:type="spellStart"/>
+      <w:r>
+        <w:t>Features</w:t>
+      </w:r>
+      <w:proofErr w:type="spellEnd"/>
+      <w:r>
+        <w:t>):</w:t>
       </w:r>
     </w:p>
     <w:p>
@@ -3554,7 +4929,15 @@
         <w:spacing w:after="120"/>
       </w:pPr>
       <w:r>
-        <w:t>Correcciones (Bugfixes):</w:t>
+        <w:t>Correcciones (</w:t>
+      </w:r>
+      <w:proofErr w:type="spellStart"/>
+      <w:r>
+        <w:t>Bugfixes</w:t>
+      </w:r>
+      <w:proofErr w:type="spellEnd"/>
+      <w:r>
+        <w:t>):</w:t>
       </w:r>
     </w:p>
     <w:p>
@@ -3568,6 +4951,7 @@
       <w:r>
         <w:t xml:space="preserve">Corrección Crítica de </w:t>
       </w:r>
+      <w:proofErr w:type="spellStart"/>
       <w:r>
         <w:rPr>
           <w:b/>
@@ -3575,8 +4959,17 @@
         </w:rPr>
         <w:t>restoreMesh</w:t>
       </w:r>
-      <w:r>
-        <w:t>: El algoritmo de posicionamiento al soltar un engranaje arrastrado estaba hardcodeado para mover los ejes siempre hacia la derecha pura (+X). Se reescribió para calcular el vector de dirección actual entre los ejes, permitiendo ahora rotar los engranajes alrededor de sus centros sin que colapsen a una sola línea.</w:t>
+      <w:proofErr w:type="spellEnd"/>
+      <w:r>
+        <w:t xml:space="preserve">: El algoritmo de posicionamiento al soltar un engranaje arrastrado estaba </w:t>
+      </w:r>
+      <w:proofErr w:type="spellStart"/>
+      <w:r>
+        <w:t>hardcodeado</w:t>
+      </w:r>
+      <w:proofErr w:type="spellEnd"/>
+      <w:r>
+        <w:t xml:space="preserve"> para mover los ejes siempre hacia la derecha pura (+X). Se reescribió para calcular el vector de dirección actual entre los ejes, permitiendo ahora rotar los engranajes alrededor de sus centros sin que colapsen a una sola línea.</w:t>
       </w:r>
     </w:p>
     <w:p>
@@ -3590,25 +4983,69 @@
       <w:r>
         <w:t xml:space="preserve">Corrección de Coordenadas en Modo Selección: El modo de clic para seleccionar un péndulo ahora usa </w:t>
       </w:r>
+      <w:proofErr w:type="spellStart"/>
+      <w:proofErr w:type="gramStart"/>
       <w:r>
         <w:rPr>
           <w:b/>
           <w:bCs/>
         </w:rPr>
-        <w:t>getWorldMouse()</w:t>
-      </w:r>
-      <w:r>
-        <w:t xml:space="preserve"> en lugar de </w:t>
-      </w:r>
+        <w:t>getWorldMouse</w:t>
+      </w:r>
+      <w:proofErr w:type="spellEnd"/>
       <w:r>
         <w:rPr>
           <w:b/>
           <w:bCs/>
         </w:rPr>
-        <w:t>mouseX/mouseY</w:t>
-      </w:r>
-      <w:r>
-        <w:t>, permitiendo conectar escapes estando en modo Zoom o Paneo.</w:t>
+        <w:t>(</w:t>
+      </w:r>
+      <w:proofErr w:type="gramEnd"/>
+      <w:r>
+        <w:rPr>
+          <w:b/>
+          <w:bCs/>
+        </w:rPr>
+        <w:t>)</w:t>
+      </w:r>
+      <w:r>
+        <w:t xml:space="preserve"> en lugar de </w:t>
+      </w:r>
+      <w:proofErr w:type="spellStart"/>
+      <w:r>
+        <w:rPr>
+          <w:b/>
+          <w:bCs/>
+        </w:rPr>
+        <w:t>mouseX</w:t>
+      </w:r>
+      <w:proofErr w:type="spellEnd"/>
+      <w:r>
+        <w:rPr>
+          <w:b/>
+          <w:bCs/>
+        </w:rPr>
+        <w:t>/</w:t>
+      </w:r>
+      <w:proofErr w:type="spellStart"/>
+      <w:r>
+        <w:rPr>
+          <w:b/>
+          <w:bCs/>
+        </w:rPr>
+        <w:t>mouseY</w:t>
+      </w:r>
+      <w:proofErr w:type="spellEnd"/>
+      <w:r>
+        <w:t xml:space="preserve">, permitiendo conectar escapes estando en modo </w:t>
+      </w:r>
+      <w:proofErr w:type="gramStart"/>
+      <w:r>
+        <w:t>Zoom</w:t>
+      </w:r>
+      <w:proofErr w:type="gramEnd"/>
+      <w:r>
+        <w:t xml:space="preserve"> o Paneo.</w:t>
       </w:r>
     </w:p>
     <w:p>
@@ -3638,7 +5075,15 @@
         <w:t>después</w:t>
       </w:r>
       <w:r>
-        <w:t xml:space="preserve"> de la cadena de engranajes (ej: Motor -&gt; Eje -&gt; Eje -&gt; Escape) causa una inversión de torque físicamente correcta pero visualmente caótica. La nueva función "Añadir rama" fuerza la arquitectura correcta (Motor -&gt; Escape -&gt; Reductores).</w:t>
+        <w:t xml:space="preserve"> de la cadena de engranajes (</w:t>
+      </w:r>
+      <w:proofErr w:type="spellStart"/>
+      <w:r>
+        <w:t>ej</w:t>
+      </w:r>
+      <w:proofErr w:type="spellEnd"/>
+      <w:r>
+        <w:t>: Motor -&gt; Eje -&gt; Eje -&gt; Escape) causa una inversión de torque físicamente correcta pero visualmente caótica. La nueva función "Añadir rama" fuerza la arquitectura correcta (Motor -&gt; Escape -&gt; Reductores).</w:t>
       </w:r>
     </w:p>
     <w:p>
@@ -3652,7 +5097,15 @@
         <w:t>🚀</w:t>
       </w:r>
       <w:r>
-        <w:t xml:space="preserve"> Release V5.0: "El Taller del Relojero"</w:t>
+        <w:t xml:space="preserve"> </w:t>
+      </w:r>
+      <w:proofErr w:type="spellStart"/>
+      <w:r>
+        <w:t>Release</w:t>
+      </w:r>
+      <w:proofErr w:type="spellEnd"/>
+      <w:r>
+        <w:t xml:space="preserve"> V5.0: "El Taller del Relojero"</w:t>
       </w:r>
     </w:p>
     <w:p>
@@ -3682,7 +5135,15 @@
         <w:t>📝</w:t>
       </w:r>
       <w:r>
-        <w:t xml:space="preserve"> Changelog (V4.0 -&gt; V5.0)</w:t>
+        <w:t xml:space="preserve"> </w:t>
+      </w:r>
+      <w:proofErr w:type="spellStart"/>
+      <w:r>
+        <w:t>Changelog</w:t>
+      </w:r>
+      <w:proofErr w:type="spellEnd"/>
+      <w:r>
+        <w:t xml:space="preserve"> (V4.0 -&gt; V5.0)</w:t>
       </w:r>
     </w:p>
     <w:p>
@@ -3691,7 +5152,15 @@
       </w:pPr>
       <w:r>
         <w:lastRenderedPageBreak/>
-        <w:t>Añadidos (Features):</w:t>
+        <w:t>Añadidos (</w:t>
+      </w:r>
+      <w:proofErr w:type="spellStart"/>
+      <w:r>
+        <w:t>Features</w:t>
+      </w:r>
+      <w:proofErr w:type="spellEnd"/>
+      <w:r>
+        <w:t>):</w:t>
       </w:r>
     </w:p>
     <w:p>
@@ -3705,6 +5174,7 @@
       <w:r>
         <w:t xml:space="preserve">Interfaz de Panel Contextual (Opción B): Rediseño completo del </w:t>
       </w:r>
+      <w:proofErr w:type="spellStart"/>
       <w:r>
         <w:rPr>
           <w:b/>
@@ -3712,6 +5182,7 @@
         </w:rPr>
         <w:t>PropertyPanel</w:t>
       </w:r>
+      <w:proofErr w:type="spellEnd"/>
       <w:r>
         <w:t>. Estilo compacto (fuentes de 10px/11px), botones con iconos, campos de texto en línea y secciones ocultas que solo aparecen cuando son relevantes. Todo encaja en 600px de altura.</w:t>
       </w:r>
@@ -3735,7 +5206,15 @@
         <w:t>#8ABECF</w:t>
       </w:r>
       <w:r>
-        <w:t>). Implementado un motor de grilla logarítmica que calcula el tamaño de la celda óptimo según el nivel de zoom para evitar la saturación de memoria, incluyendo ejes X/Y principales.</w:t>
+        <w:t xml:space="preserve">). Implementado un motor de grilla logarítmica que calcula el tamaño de la celda óptimo según el nivel de </w:t>
+      </w:r>
+      <w:proofErr w:type="gramStart"/>
+      <w:r>
+        <w:t>zoom</w:t>
+      </w:r>
+      <w:proofErr w:type="gramEnd"/>
+      <w:r>
+        <w:t xml:space="preserve"> para evitar la saturación de memoria, incluyendo ejes X/Y principales.</w:t>
       </w:r>
     </w:p>
     <w:p>
@@ -3779,7 +5258,15 @@
         <w:spacing w:after="120"/>
       </w:pPr>
       <w:r>
-        <w:t>Modificados (Changes):</w:t>
+        <w:t>Modificados (</w:t>
+      </w:r>
+      <w:proofErr w:type="spellStart"/>
+      <w:r>
+        <w:t>Changes</w:t>
+      </w:r>
+      <w:proofErr w:type="spellEnd"/>
+      <w:r>
+        <w:t>):</w:t>
       </w:r>
     </w:p>
     <w:p>
@@ -3791,7 +5278,15 @@
         <w:spacing w:after="120"/>
       </w:pPr>
       <w:r>
-        <w:t>Actualización en Vivo al Arrastrar: Las coordenadas X, Y y la velocidad ω del panel se actualizan a 60fps mientras se arrastra un eje, sin necesidad de deseleccionarlo.</w:t>
+        <w:t xml:space="preserve">Actualización en Vivo al Arrastrar: Las coordenadas X, Y </w:t>
+      </w:r>
+      <w:proofErr w:type="spellStart"/>
+      <w:r>
+        <w:t>y</w:t>
+      </w:r>
+      <w:proofErr w:type="spellEnd"/>
+      <w:r>
+        <w:t xml:space="preserve"> la velocidad ω del panel se actualizan a 60fps mientras se arrastra un eje, sin necesidad de deseleccionarlo.</w:t>
       </w:r>
     </w:p>
     <w:p>
@@ -3805,6 +5300,7 @@
       <w:r>
         <w:t xml:space="preserve">Ocultación de Flechas Nativas: Los campos de tipo </w:t>
       </w:r>
+      <w:proofErr w:type="spellStart"/>
       <w:r>
         <w:rPr>
           <w:b/>
@@ -3812,6 +5308,7 @@
         </w:rPr>
         <w:t>number</w:t>
       </w:r>
+      <w:proofErr w:type="spellEnd"/>
       <w:r>
         <w:t xml:space="preserve"> han sido estilizados para ocultar las flechas del navegador, logrando un diseño más limpio y coherente con la altura de los botones.</w:t>
       </w:r>
@@ -3821,7 +5318,15 @@
         <w:spacing w:after="120"/>
       </w:pPr>
       <w:r>
-        <w:t>Correcciones (Bugfixes):</w:t>
+        <w:t>Correcciones (</w:t>
+      </w:r>
+      <w:proofErr w:type="spellStart"/>
+      <w:r>
+        <w:t>Bugfixes</w:t>
+      </w:r>
+      <w:proofErr w:type="spellEnd"/>
+      <w:r>
+        <w:t>):</w:t>
       </w:r>
     </w:p>
     <w:p>
@@ -3833,7 +5338,15 @@
         <w:spacing w:after="120"/>
       </w:pPr>
       <w:r>
-        <w:t>Corrección de "Robo de Foco" (Focus Stealing): Arreglado el bug donde usar las flechas del teclado en el control de velocidad del motor cortaba la operación tras el primer clic. Ahora el estado del botón ON/OFF se actualiza manualmente sin reconstruir el DOM.</w:t>
+        <w:t xml:space="preserve">Corrección de "Robo de Foco" (Focus </w:t>
+      </w:r>
+      <w:proofErr w:type="spellStart"/>
+      <w:r>
+        <w:t>Stealing</w:t>
+      </w:r>
+      <w:proofErr w:type="spellEnd"/>
+      <w:r>
+        <w:t>): Arreglado el bug donde usar las flechas del teclado en el control de velocidad del motor cortaba la operación tras el primer clic. Ahora el estado del botón ON/OFF se actualiza manualmente sin reconstruir el DOM.</w:t>
       </w:r>
     </w:p>
     <w:p>
@@ -3859,6 +5372,7 @@
       <w:r>
         <w:t xml:space="preserve">Limpieza de Referencias Huérfanas al Eliminar: Mejorada drásticamente la función </w:t>
       </w:r>
+      <w:proofErr w:type="spellStart"/>
       <w:r>
         <w:rPr>
           <w:b/>
@@ -3866,9 +5380,11 @@
         </w:rPr>
         <w:t>removeEscapement</w:t>
       </w:r>
+      <w:proofErr w:type="spellEnd"/>
       <w:r>
         <w:t xml:space="preserve"> y </w:t>
       </w:r>
+      <w:proofErr w:type="spellStart"/>
       <w:r>
         <w:rPr>
           <w:b/>
@@ -3876,6 +5392,7 @@
         </w:rPr>
         <w:t>disconnectComponent</w:t>
       </w:r>
+      <w:proofErr w:type="spellEnd"/>
       <w:r>
         <w:t>. Ahora, si se elimina un eje del péndulo, un eje del motor, o cualquier engranaje intermedio de un tren de escape, el sistema detecta la pérdida, destruye el objeto escape, desaparece el áncora visual y descongela todos los demás ejes que habían sido bloqueados, evitando que el motor se quede congelado para siempre.</w:t>
       </w:r>
@@ -3891,7 +5408,15 @@
         <w:t>🚀</w:t>
       </w:r>
       <w:r>
-        <w:t xml:space="preserve"> Release V6.0: "El Taller Persistente"</w:t>
+        <w:t xml:space="preserve"> </w:t>
+      </w:r>
+      <w:proofErr w:type="spellStart"/>
+      <w:r>
+        <w:t>Release</w:t>
+      </w:r>
+      <w:proofErr w:type="spellEnd"/>
+      <w:r>
+        <w:t xml:space="preserve"> V6.0: "El Taller Persistente"</w:t>
       </w:r>
     </w:p>
     <w:p>
@@ -3921,15 +5446,31 @@
         <w:t>📝</w:t>
       </w:r>
       <w:r>
-        <w:t xml:space="preserve"> Changelog (V5.0 -&gt; V6.0)</w:t>
-      </w:r>
-    </w:p>
-    <w:p>
-      <w:pPr>
-        <w:spacing w:after="120"/>
-      </w:pPr>
-      <w:r>
-        <w:t>Añadidos (Features):</w:t>
+        <w:t xml:space="preserve"> </w:t>
+      </w:r>
+      <w:proofErr w:type="spellStart"/>
+      <w:r>
+        <w:t>Changelog</w:t>
+      </w:r>
+      <w:proofErr w:type="spellEnd"/>
+      <w:r>
+        <w:t xml:space="preserve"> (V5.0 -&gt; V6.0)</w:t>
+      </w:r>
+    </w:p>
+    <w:p>
+      <w:pPr>
+        <w:spacing w:after="120"/>
+      </w:pPr>
+      <w:r>
+        <w:t>Añadidos (</w:t>
+      </w:r>
+      <w:proofErr w:type="spellStart"/>
+      <w:r>
+        <w:t>Features</w:t>
+      </w:r>
+      <w:proofErr w:type="spellEnd"/>
+      <w:r>
+        <w:t>):</w:t>
       </w:r>
     </w:p>
     <w:p>
@@ -3943,6 +5484,7 @@
       <w:r>
         <w:t>Motor de Audio Nativo: Implementado síntesis de sonido en tiempo real usando la Web Audio API (</w:t>
       </w:r>
+      <w:proofErr w:type="spellStart"/>
       <w:r>
         <w:rPr>
           <w:b/>
@@ -3950,6 +5492,7 @@
         </w:rPr>
         <w:t>AudioContext</w:t>
       </w:r>
+      <w:proofErr w:type="spellEnd"/>
       <w:r>
         <w:t>), independiente de la versión de p5.js.</w:t>
       </w:r>
@@ -3963,7 +5506,31 @@
         <w:spacing w:after="120"/>
       </w:pPr>
       <w:r>
-        <w:t>Laboratorio de Timbre: El usuario puede ajustar el sonido del escape en vivo modificando la forma de onda (Sine, Square, Sawtooth, Triangle, Duty Cycle), la frecuencia (Hz), el tiempo de caída (Decay) y el volumen.</w:t>
+        <w:t xml:space="preserve">Laboratorio de Timbre: El usuario puede ajustar el sonido del escape en vivo modificando la forma de onda (Sine, Square, Sawtooth, </w:t>
+      </w:r>
+      <w:proofErr w:type="spellStart"/>
+      <w:r>
+        <w:t>Triangle</w:t>
+      </w:r>
+      <w:proofErr w:type="spellEnd"/>
+      <w:r>
+        <w:t xml:space="preserve">, Duty </w:t>
+      </w:r>
+      <w:proofErr w:type="spellStart"/>
+      <w:r>
+        <w:t>Cycle</w:t>
+      </w:r>
+      <w:proofErr w:type="spellEnd"/>
+      <w:r>
+        <w:t>), la frecuencia (Hz), el tiempo de caída (</w:t>
+      </w:r>
+      <w:proofErr w:type="spellStart"/>
+      <w:r>
+        <w:t>Decay</w:t>
+      </w:r>
+      <w:proofErr w:type="spellEnd"/>
+      <w:r>
+        <w:t>) y el volumen.</w:t>
       </w:r>
     </w:p>
     <w:p>
@@ -3975,37 +5542,73 @@
         <w:spacing w:after="120"/>
       </w:pPr>
       <w:r>
-        <w:t xml:space="preserve">Exportación a JSON: Botón para descargar el diseño completo del reloj (Ejes, Engranajes, Mallas, Péndulos, Escapes y estado de los ticks) como un archivo </w:t>
+        <w:t xml:space="preserve">Exportación a JSON: Botón para descargar el diseño completo del reloj (Ejes, Engranajes, Mallas, Péndulos, Escapes y estado de los </w:t>
+      </w:r>
+      <w:proofErr w:type="spellStart"/>
+      <w:r>
+        <w:t>ticks</w:t>
+      </w:r>
+      <w:proofErr w:type="spellEnd"/>
+      <w:r>
+        <w:t xml:space="preserve">) como un </w:t>
+      </w:r>
+      <w:proofErr w:type="gramStart"/>
+      <w:r>
+        <w:t xml:space="preserve">archivo </w:t>
       </w:r>
       <w:r>
         <w:rPr>
           <w:b/>
           <w:bCs/>
         </w:rPr>
-        <w:t>.json</w:t>
-      </w:r>
-      <w:r>
         <w:t>.</w:t>
       </w:r>
-    </w:p>
-    <w:p>
-      <w:pPr>
-        <w:numPr>
-          <w:ilvl w:val="0"/>
-          <w:numId w:val="33"/>
-        </w:numPr>
-        <w:spacing w:after="120"/>
-      </w:pPr>
-      <w:r>
-        <w:t xml:space="preserve">Importación desde JSON: Botón para cargar un archivo </w:t>
-      </w:r>
+      <w:proofErr w:type="spellStart"/>
       <w:r>
         <w:rPr>
           <w:b/>
           <w:bCs/>
         </w:rPr>
-        <w:t>.json</w:t>
-      </w:r>
+        <w:t>json</w:t>
+      </w:r>
+      <w:proofErr w:type="spellEnd"/>
+      <w:proofErr w:type="gramEnd"/>
+      <w:r>
+        <w:t>.</w:t>
+      </w:r>
+    </w:p>
+    <w:p>
+      <w:pPr>
+        <w:numPr>
+          <w:ilvl w:val="0"/>
+          <w:numId w:val="33"/>
+        </w:numPr>
+        <w:spacing w:after="120"/>
+      </w:pPr>
+      <w:r>
+        <w:t xml:space="preserve">Importación desde JSON: Botón para cargar un </w:t>
+      </w:r>
+      <w:proofErr w:type="gramStart"/>
+      <w:r>
+        <w:t xml:space="preserve">archivo </w:t>
+      </w:r>
+      <w:r>
+        <w:rPr>
+          <w:b/>
+          <w:bCs/>
+        </w:rPr>
+        <w:t>.</w:t>
+      </w:r>
+      <w:proofErr w:type="spellStart"/>
+      <w:r>
+        <w:rPr>
+          <w:b/>
+          <w:bCs/>
+        </w:rPr>
+        <w:t>json</w:t>
+      </w:r>
+      <w:proofErr w:type="spellEnd"/>
+      <w:proofErr w:type="gramEnd"/>
       <w:r>
         <w:t xml:space="preserve"> y reconstruir el mecanismo exactamente en el estado en que se guardó, incluyendo la posición de las agujas.</w:t>
       </w:r>
@@ -4022,6 +5625,7 @@
         <w:lastRenderedPageBreak/>
         <w:t>UI Siempre Accesible: Refactorización del panel (</w:t>
       </w:r>
+      <w:proofErr w:type="spellStart"/>
       <w:r>
         <w:rPr>
           <w:b/>
@@ -4029,9 +5633,11 @@
         </w:rPr>
         <w:t>drawPersistenceUI</w:t>
       </w:r>
+      <w:proofErr w:type="spellEnd"/>
       <w:r>
         <w:t xml:space="preserve">, </w:t>
       </w:r>
+      <w:proofErr w:type="spellStart"/>
       <w:r>
         <w:rPr>
           <w:b/>
@@ -4039,6 +5645,7 @@
         </w:rPr>
         <w:t>drawAudioUI</w:t>
       </w:r>
+      <w:proofErr w:type="spellEnd"/>
       <w:r>
         <w:t>) para garantizar que los controles de Guardar/Cargar y Audio estén visibles en todo momento (incluso con el lienzo vacío), evitando bloqueos de flujo.</w:t>
       </w:r>
@@ -4048,7 +5655,15 @@
         <w:spacing w:after="120"/>
       </w:pPr>
       <w:r>
-        <w:t>Modificados (Changes):</w:t>
+        <w:t>Modificados (</w:t>
+      </w:r>
+      <w:proofErr w:type="spellStart"/>
+      <w:r>
+        <w:t>Changes</w:t>
+      </w:r>
+      <w:proofErr w:type="spellEnd"/>
+      <w:r>
+        <w:t>):</w:t>
       </w:r>
     </w:p>
     <w:p>
@@ -4060,7 +5675,23 @@
         <w:spacing w:after="120"/>
       </w:pPr>
       <w:r>
-        <w:t xml:space="preserve">Inyección de IDs Dinámicos: Para soportar el JSON, se añadieron IDs secuenciales a </w:t>
+        <w:t xml:space="preserve">Inyección de </w:t>
+      </w:r>
+      <w:proofErr w:type="spellStart"/>
+      <w:r>
+        <w:t>IDs</w:t>
+      </w:r>
+      <w:proofErr w:type="spellEnd"/>
+      <w:r>
+        <w:t xml:space="preserve"> Dinámicos: Para soportar el JSON, se añadieron </w:t>
+      </w:r>
+      <w:proofErr w:type="spellStart"/>
+      <w:r>
+        <w:t>IDs</w:t>
+      </w:r>
+      <w:proofErr w:type="spellEnd"/>
+      <w:r>
+        <w:t xml:space="preserve"> secuenciales a </w:t>
       </w:r>
       <w:r>
         <w:rPr>
@@ -4082,6 +5713,7 @@
       <w:r>
         <w:t xml:space="preserve"> y </w:t>
       </w:r>
+      <w:proofErr w:type="spellStart"/>
       <w:r>
         <w:rPr>
           <w:b/>
@@ -4089,16 +5721,33 @@
         </w:rPr>
         <w:t>Pendulum</w:t>
       </w:r>
-      <w:r>
-        <w:t>. El sistema de guardado incluye una función de reparación que asigna IDs temporales a objetos creados antes de esta actualización, garantizando compatibilidad hacia atrás con relojes ya armados.</w:t>
-      </w:r>
-    </w:p>
-    <w:p>
-      <w:pPr>
-        <w:spacing w:after="120"/>
-      </w:pPr>
-      <w:r>
-        <w:t>Correcciones (Bugfixes):</w:t>
+      <w:proofErr w:type="spellEnd"/>
+      <w:r>
+        <w:t xml:space="preserve">. El sistema de guardado incluye una función de reparación que asigna </w:t>
+      </w:r>
+      <w:proofErr w:type="spellStart"/>
+      <w:r>
+        <w:t>IDs</w:t>
+      </w:r>
+      <w:proofErr w:type="spellEnd"/>
+      <w:r>
+        <w:t xml:space="preserve"> temporales a objetos creados antes de esta actualización, garantizando compatibilidad hacia atrás con relojes ya armados.</w:t>
+      </w:r>
+    </w:p>
+    <w:p>
+      <w:pPr>
+        <w:spacing w:after="120"/>
+      </w:pPr>
+      <w:r>
+        <w:t>Correcciones (</w:t>
+      </w:r>
+      <w:proofErr w:type="spellStart"/>
+      <w:r>
+        <w:t>Bugfixes</w:t>
+      </w:r>
+      <w:proofErr w:type="spellEnd"/>
+      <w:r>
+        <w:t>):</w:t>
       </w:r>
     </w:p>
     <w:p>
@@ -4112,6 +5761,7 @@
       <w:r>
         <w:t xml:space="preserve">Corrección de Esfera Fantasma: Al eliminar un eje que sostenía la aguja de minutos u horas, las variables </w:t>
       </w:r>
+      <w:proofErr w:type="spellStart"/>
       <w:r>
         <w:rPr>
           <w:b/>
@@ -4119,9 +5769,11 @@
         </w:rPr>
         <w:t>minuteHandShaft</w:t>
       </w:r>
+      <w:proofErr w:type="spellEnd"/>
       <w:r>
         <w:t xml:space="preserve"> y </w:t>
       </w:r>
+      <w:proofErr w:type="spellStart"/>
       <w:r>
         <w:rPr>
           <w:b/>
@@ -4129,6 +5781,7 @@
         </w:rPr>
         <w:t>hourHandShaft</w:t>
       </w:r>
+      <w:proofErr w:type="spellEnd"/>
       <w:r>
         <w:t xml:space="preserve"> ahora se purgan correctamente, eliminando la esfera visual residual.</w:t>
       </w:r>
@@ -4169,6 +5822,583 @@
       <w:pPr>
         <w:spacing w:after="120"/>
       </w:pPr>
+      <w:r>
+        <w:rPr>
+          <w:rFonts w:ascii="Segoe UI Emoji" w:hAnsi="Segoe UI Emoji" w:cs="Segoe UI Emoji"/>
+        </w:rPr>
+        <w:t>🚀</w:t>
+      </w:r>
+      <w:r>
+        <w:t xml:space="preserve"> </w:t>
+      </w:r>
+      <w:proofErr w:type="spellStart"/>
+      <w:r>
+        <w:t>Release</w:t>
+      </w:r>
+      <w:proofErr w:type="spellEnd"/>
+      <w:r>
+        <w:t xml:space="preserve"> V7.0: "El Montaje Real y la </w:t>
+      </w:r>
+      <w:proofErr w:type="spellStart"/>
+      <w:r>
+        <w:t>Coaxialidad</w:t>
+      </w:r>
+      <w:proofErr w:type="spellEnd"/>
+      <w:r>
+        <w:t>"</w:t>
+      </w:r>
+    </w:p>
+    <w:p>
+      <w:pPr>
+        <w:spacing w:after="120"/>
+      </w:pPr>
+      <w:r>
+        <w:t>Estado: Estable (Stable) - CONGELADA</w:t>
+      </w:r>
+    </w:p>
+    <w:p>
+      <w:pPr>
+        <w:spacing w:after="120"/>
+      </w:pPr>
+      <w:r>
+        <w:t>Hito Completado: FASE 7 (Agujas Físicas y UI Avanzada)</w:t>
+      </w:r>
+    </w:p>
+    <w:p>
+      <w:pPr>
+        <w:spacing w:after="120"/>
+      </w:pPr>
+      <w:r>
+        <w:t>Versión Anterior: V6.0 (El Taller Persistente)</w:t>
+      </w:r>
+    </w:p>
+    <w:p>
+      <w:pPr>
+        <w:spacing w:after="120"/>
+      </w:pPr>
+    </w:p>
+    <w:p>
+      <w:pPr>
+        <w:spacing w:after="120"/>
+      </w:pPr>
+      <w:r>
+        <w:rPr>
+          <w:rFonts w:ascii="Segoe UI Emoji" w:hAnsi="Segoe UI Emoji" w:cs="Segoe UI Emoji"/>
+        </w:rPr>
+        <w:t>📝</w:t>
+      </w:r>
+      <w:r>
+        <w:t xml:space="preserve"> </w:t>
+      </w:r>
+      <w:proofErr w:type="spellStart"/>
+      <w:r>
+        <w:t>Changelog</w:t>
+      </w:r>
+      <w:proofErr w:type="spellEnd"/>
+      <w:r>
+        <w:t xml:space="preserve"> (V6.0 -&gt; V7.0)</w:t>
+      </w:r>
+    </w:p>
+    <w:p>
+      <w:pPr>
+        <w:spacing w:after="120"/>
+      </w:pPr>
+    </w:p>
+    <w:p>
+      <w:pPr>
+        <w:spacing w:after="120"/>
+      </w:pPr>
+      <w:r>
+        <w:t>Añadidos (</w:t>
+      </w:r>
+      <w:proofErr w:type="spellStart"/>
+      <w:r>
+        <w:t>Features</w:t>
+      </w:r>
+      <w:proofErr w:type="spellEnd"/>
+      <w:r>
+        <w:t>):</w:t>
+      </w:r>
+    </w:p>
+    <w:p>
+      <w:pPr>
+        <w:spacing w:after="120"/>
+      </w:pPr>
+      <w:r>
+        <w:t>•</w:t>
+      </w:r>
+      <w:r>
+        <w:tab/>
+        <w:t>Componente Hand.js: Incorporación de agujas como objetos físicos montables (tipo, longitud, color, grosor). Las agujas ahora existen en la memoria y se atornillan a los ejes como cualquier otro componente.</w:t>
+      </w:r>
+    </w:p>
+    <w:p>
+      <w:pPr>
+        <w:spacing w:after="120"/>
+      </w:pPr>
+      <w:r>
+        <w:t>•</w:t>
+      </w:r>
+      <w:r>
+        <w:tab/>
+        <w:t>Selector Coaxial Genérico: Al hacer clic en un punto donde coinciden múltiples ejes, aparece un menú contextual que permite elegir cuál editar. El sistema es 100% agnóstico (no asume que son manecillas de reloj, pueden ser ejes de un diferencial o tren epicíclico).</w:t>
+      </w:r>
+    </w:p>
+    <w:p>
+      <w:pPr>
+        <w:spacing w:after="120"/>
+      </w:pPr>
+      <w:r>
+        <w:t>•</w:t>
+      </w:r>
+      <w:r>
+        <w:tab/>
+        <w:t>Nombre de Ejes Editable: Añadido campo de texto en el Panel para renombrar los ejes, facilitando la identificación en el Selector Coaxial.</w:t>
+      </w:r>
+    </w:p>
+    <w:p>
+      <w:pPr>
+        <w:spacing w:after="120"/>
+      </w:pPr>
+      <w:r>
+        <w:t>•</w:t>
+      </w:r>
+      <w:r>
+        <w:tab/>
+        <w:t xml:space="preserve">Botón de </w:t>
+      </w:r>
+      <w:proofErr w:type="spellStart"/>
+      <w:r>
+        <w:t>Desengranaje</w:t>
+      </w:r>
+      <w:proofErr w:type="spellEnd"/>
+      <w:r>
+        <w:t xml:space="preserve"> ("</w:t>
+      </w:r>
+      <w:r>
+        <w:rPr>
+          <w:rFonts w:ascii="Segoe UI Emoji" w:hAnsi="Segoe UI Emoji" w:cs="Segoe UI Emoji"/>
+        </w:rPr>
+        <w:t>✂️</w:t>
+      </w:r>
+      <w:r>
+        <w:t xml:space="preserve"> </w:t>
+      </w:r>
+      <w:proofErr w:type="spellStart"/>
+      <w:r>
+        <w:t>Deseng</w:t>
+      </w:r>
+      <w:proofErr w:type="spellEnd"/>
+      <w:r>
+        <w:t>"): Nueva herramienta en el Panel que permite romper un enlace cinemático (</w:t>
+      </w:r>
+      <w:proofErr w:type="spellStart"/>
+      <w:r>
+        <w:t>GearMesh</w:t>
+      </w:r>
+      <w:proofErr w:type="spellEnd"/>
+      <w:r>
+        <w:t>) sin tener que eliminar los ejes o componentes completos.</w:t>
+      </w:r>
+    </w:p>
+    <w:p>
+      <w:pPr>
+        <w:spacing w:after="120"/>
+      </w:pPr>
+      <w:r>
+        <w:t>•</w:t>
+      </w:r>
+      <w:r>
+        <w:tab/>
+        <w:t xml:space="preserve">Indicador de Giro con Memoria: Las flechas de rotación ahora se basan en el Delta real del ángulo (no en la velocidad teórica). Incluyen un temporizador de 2 segundos: si el eje avanza a saltos (escape), la flecha permanece visible entre </w:t>
+      </w:r>
+      <w:proofErr w:type="spellStart"/>
+      <w:r>
+        <w:t>tick</w:t>
+      </w:r>
+      <w:proofErr w:type="spellEnd"/>
+      <w:r>
+        <w:t xml:space="preserve"> y </w:t>
+      </w:r>
+      <w:proofErr w:type="spellStart"/>
+      <w:r>
+        <w:t>tick</w:t>
+      </w:r>
+      <w:proofErr w:type="spellEnd"/>
+      <w:r>
+        <w:t>.</w:t>
+      </w:r>
+    </w:p>
+    <w:p>
+      <w:pPr>
+        <w:spacing w:after="120"/>
+      </w:pPr>
+      <w:r>
+        <w:t>•</w:t>
+      </w:r>
+      <w:r>
+        <w:tab/>
+        <w:t xml:space="preserve">Panel de Audio Colapsable: Los controles de síntesis de sonido ahora están ocultos por defecto detrás de un botón </w:t>
+      </w:r>
+      <w:proofErr w:type="spellStart"/>
+      <w:r>
+        <w:t>toggle</w:t>
+      </w:r>
+      <w:proofErr w:type="spellEnd"/>
+      <w:r>
+        <w:t xml:space="preserve"> ("</w:t>
+      </w:r>
+      <w:r>
+        <w:rPr>
+          <w:rFonts w:ascii="Segoe UI Emoji" w:hAnsi="Segoe UI Emoji" w:cs="Segoe UI Emoji"/>
+        </w:rPr>
+        <w:t>🔊</w:t>
+      </w:r>
+      <w:r>
+        <w:t xml:space="preserve"> Audio") para optimizar el espacio vertical del panel.</w:t>
+      </w:r>
+    </w:p>
+    <w:p>
+      <w:pPr>
+        <w:spacing w:after="120"/>
+      </w:pPr>
+    </w:p>
+    <w:p>
+      <w:pPr>
+        <w:spacing w:after="120"/>
+      </w:pPr>
+      <w:r>
+        <w:t>Modificados (</w:t>
+      </w:r>
+      <w:proofErr w:type="spellStart"/>
+      <w:r>
+        <w:t>Changes</w:t>
+      </w:r>
+      <w:proofErr w:type="spellEnd"/>
+      <w:r>
+        <w:t>):</w:t>
+      </w:r>
+    </w:p>
+    <w:p>
+      <w:pPr>
+        <w:spacing w:after="120"/>
+      </w:pPr>
+      <w:r>
+        <w:t>•</w:t>
+      </w:r>
+      <w:r>
+        <w:tab/>
+        <w:t>Integración de Agujas en el Combo: Las opciones para crear agujas se movieron de una sección dedicada al menú desplegable "</w:t>
+      </w:r>
+      <w:r>
+        <w:rPr>
+          <w:rFonts w:ascii="Segoe UI Emoji" w:hAnsi="Segoe UI Emoji" w:cs="Segoe UI Emoji"/>
+        </w:rPr>
+        <w:t>➕</w:t>
+      </w:r>
+      <w:r>
+        <w:t xml:space="preserve"> Añadir / Crear", unificando la experiencia de montaje de componentes.</w:t>
+      </w:r>
+    </w:p>
+    <w:p>
+      <w:pPr>
+        <w:spacing w:after="120"/>
+      </w:pPr>
+      <w:r>
+        <w:t>•</w:t>
+      </w:r>
+      <w:r>
+        <w:tab/>
+        <w:t>Lógica de Transparencia (</w:t>
+      </w:r>
+      <w:proofErr w:type="spellStart"/>
+      <w:r>
+        <w:t>drawGear</w:t>
+      </w:r>
+      <w:proofErr w:type="spellEnd"/>
+      <w:r>
+        <w:t>): La optimización de renderizado de "anillo hueco" para engranajes apilados ahora ignora los objetos de tipo Hand, evitando que los engranajes se vuelvan invisibles al montarles una aguja.</w:t>
+      </w:r>
+    </w:p>
+    <w:p>
+      <w:pPr>
+        <w:spacing w:after="120"/>
+      </w:pPr>
+      <w:r>
+        <w:lastRenderedPageBreak/>
+        <w:t>•</w:t>
+      </w:r>
+      <w:r>
+        <w:tab/>
+        <w:t>Dibujo de Agujas (</w:t>
+      </w:r>
+      <w:proofErr w:type="spellStart"/>
+      <w:r>
+        <w:t>drawClockHands</w:t>
+      </w:r>
+      <w:proofErr w:type="spellEnd"/>
+      <w:r>
+        <w:t>): Eliminada la dependencia de variables globales mágicas (</w:t>
+      </w:r>
+      <w:proofErr w:type="spellStart"/>
+      <w:r>
+        <w:t>minuteHandShaft</w:t>
+      </w:r>
+      <w:proofErr w:type="spellEnd"/>
+      <w:r>
+        <w:t xml:space="preserve">). El </w:t>
+      </w:r>
+      <w:proofErr w:type="spellStart"/>
+      <w:r>
+        <w:t>renderer</w:t>
+      </w:r>
+      <w:proofErr w:type="spellEnd"/>
+      <w:r>
+        <w:t xml:space="preserve"> ahora itera </w:t>
+      </w:r>
+      <w:proofErr w:type="spellStart"/>
+      <w:proofErr w:type="gramStart"/>
+      <w:r>
+        <w:t>system.hands</w:t>
+      </w:r>
+      <w:proofErr w:type="spellEnd"/>
+      <w:proofErr w:type="gramEnd"/>
+      <w:r>
+        <w:t xml:space="preserve"> y dibuja cada aguja utilizando estrictamente el ángulo físico (</w:t>
+      </w:r>
+      <w:proofErr w:type="spellStart"/>
+      <w:proofErr w:type="gramStart"/>
+      <w:r>
+        <w:t>shaft.angle</w:t>
+      </w:r>
+      <w:proofErr w:type="spellEnd"/>
+      <w:proofErr w:type="gramEnd"/>
+      <w:r>
+        <w:t>) de su eje correspondiente.</w:t>
+      </w:r>
+    </w:p>
+    <w:p>
+      <w:pPr>
+        <w:spacing w:after="120"/>
+      </w:pPr>
+    </w:p>
+    <w:p>
+      <w:pPr>
+        <w:spacing w:after="120"/>
+      </w:pPr>
+      <w:r>
+        <w:t>Correcciones (</w:t>
+      </w:r>
+      <w:proofErr w:type="spellStart"/>
+      <w:r>
+        <w:t>Bugfixes</w:t>
+      </w:r>
+      <w:proofErr w:type="spellEnd"/>
+      <w:r>
+        <w:t>):</w:t>
+      </w:r>
+    </w:p>
+    <w:p>
+      <w:pPr>
+        <w:spacing w:after="120"/>
+      </w:pPr>
+      <w:r>
+        <w:t>•</w:t>
+      </w:r>
+      <w:r>
+        <w:tab/>
+        <w:t xml:space="preserve">Corrección de Engranajes Transparentes: Solucionado el bug donde montar una aguja en un eje activaba la lógica de anillo hueco al detectar </w:t>
+      </w:r>
+      <w:proofErr w:type="spellStart"/>
+      <w:r>
+        <w:t>erroneamente</w:t>
+      </w:r>
+      <w:proofErr w:type="spellEnd"/>
+      <w:r>
+        <w:t xml:space="preserve"> que había múltiples componentes.</w:t>
+      </w:r>
+    </w:p>
+    <w:p>
+      <w:pPr>
+        <w:spacing w:after="120"/>
+      </w:pPr>
+      <w:r>
+        <w:t>•</w:t>
+      </w:r>
+      <w:r>
+        <w:tab/>
+        <w:t xml:space="preserve">Limpieza de Péndulos Huérfanos: Al eliminar un eje que contenía un péndulo, el sistema ahora destruye correctamente el objeto </w:t>
+      </w:r>
+      <w:proofErr w:type="spellStart"/>
+      <w:r>
+        <w:t>Pendulum</w:t>
+      </w:r>
+      <w:proofErr w:type="spellEnd"/>
+      <w:r>
+        <w:t xml:space="preserve"> y limpia su enlace en el </w:t>
+      </w:r>
+      <w:proofErr w:type="spellStart"/>
+      <w:r>
+        <w:t>Escapement</w:t>
+      </w:r>
+      <w:proofErr w:type="spellEnd"/>
+      <w:r>
+        <w:t>, evitando que el péndulo siguiera flotando en la pantalla.</w:t>
+      </w:r>
+    </w:p>
+    <w:p>
+      <w:pPr>
+        <w:spacing w:after="120"/>
+      </w:pPr>
+      <w:r>
+        <w:t>•</w:t>
+      </w:r>
+      <w:r>
+        <w:tab/>
+        <w:t>Parche de Explosión Matemática (</w:t>
+      </w:r>
+      <w:proofErr w:type="spellStart"/>
+      <w:r>
+        <w:t>safeDt</w:t>
+      </w:r>
+      <w:proofErr w:type="spellEnd"/>
+      <w:r>
+        <w:t xml:space="preserve">): Corregido un </w:t>
+      </w:r>
+      <w:proofErr w:type="spellStart"/>
+      <w:r>
+        <w:t>oversight</w:t>
+      </w:r>
+      <w:proofErr w:type="spellEnd"/>
+      <w:r>
+        <w:t xml:space="preserve"> en sketch.js donde el sistema recibía el </w:t>
+      </w:r>
+      <w:proofErr w:type="spellStart"/>
+      <w:r>
+        <w:t>deltaTime</w:t>
+      </w:r>
+      <w:proofErr w:type="spellEnd"/>
+      <w:r>
+        <w:t xml:space="preserve"> crudo en lugar del </w:t>
+      </w:r>
+      <w:proofErr w:type="spellStart"/>
+      <w:r>
+        <w:t>safeDt</w:t>
+      </w:r>
+      <w:proofErr w:type="spellEnd"/>
+      <w:r>
+        <w:t xml:space="preserve"> acotado, causando saltos visuales masivos al cambiar de pestaña.</w:t>
+      </w:r>
+    </w:p>
+    <w:p>
+      <w:pPr>
+        <w:spacing w:after="120"/>
+      </w:pPr>
+      <w:r>
+        <w:t>•</w:t>
+      </w:r>
+      <w:r>
+        <w:tab/>
+        <w:t>Eliminación de Flechas en Ejes Vacíos: Las flechas de giro ya no se dibujan en ejes que solo contienen un péndulo (sin componentes mecánicos tangibles).</w:t>
+      </w:r>
+    </w:p>
+    <w:p>
+      <w:pPr>
+        <w:spacing w:after="120"/>
+      </w:pPr>
+    </w:p>
+    <w:p>
+      <w:pPr>
+        <w:spacing w:after="120"/>
+      </w:pPr>
+      <w:r>
+        <w:t>Deuda Técnica Eliminada:</w:t>
+      </w:r>
+    </w:p>
+    <w:p>
+      <w:pPr>
+        <w:spacing w:after="120"/>
+      </w:pPr>
+      <w:r>
+        <w:t>•</w:t>
+      </w:r>
+      <w:r>
+        <w:tab/>
+        <w:t xml:space="preserve">Eliminadas las variables globales </w:t>
+      </w:r>
+      <w:proofErr w:type="spellStart"/>
+      <w:proofErr w:type="gramStart"/>
+      <w:r>
+        <w:t>this.minuteHandShaft</w:t>
+      </w:r>
+      <w:proofErr w:type="spellEnd"/>
+      <w:proofErr w:type="gramEnd"/>
+      <w:r>
+        <w:t xml:space="preserve"> y </w:t>
+      </w:r>
+      <w:proofErr w:type="spellStart"/>
+      <w:proofErr w:type="gramStart"/>
+      <w:r>
+        <w:t>this.hourHandShaft</w:t>
+      </w:r>
+      <w:proofErr w:type="spellEnd"/>
+      <w:proofErr w:type="gramEnd"/>
+      <w:r>
+        <w:t xml:space="preserve"> del núcleo del sistema.</w:t>
+      </w:r>
+    </w:p>
+    <w:p>
+      <w:pPr>
+        <w:spacing w:after="120"/>
+      </w:pPr>
+      <w:r>
+        <w:t>•</w:t>
+      </w:r>
+      <w:r>
+        <w:tab/>
+        <w:t xml:space="preserve">Eliminado el </w:t>
+      </w:r>
+      <w:proofErr w:type="spellStart"/>
+      <w:r>
+        <w:t>hack</w:t>
+      </w:r>
+      <w:proofErr w:type="spellEnd"/>
+      <w:r>
+        <w:t xml:space="preserve"> de renderizado "Segundero Híbrido" (</w:t>
+      </w:r>
+      <w:proofErr w:type="spellStart"/>
+      <w:r>
+        <w:t>totalTicks</w:t>
+      </w:r>
+      <w:proofErr w:type="spellEnd"/>
+      <w:r>
+        <w:t>). Las agujas ahora responden pura y exclusivamente a la cinemática de los engranajes.</w:t>
+      </w:r>
+    </w:p>
+    <w:p>
+      <w:pPr>
+        <w:spacing w:after="120"/>
+      </w:pPr>
+    </w:p>
+    <w:p>
+      <w:pPr>
+        <w:spacing w:after="120"/>
+      </w:pPr>
+      <w:r>
+        <w:t>Archivos Nuevos:</w:t>
+      </w:r>
+    </w:p>
+    <w:p>
+      <w:pPr>
+        <w:spacing w:after="120"/>
+      </w:pPr>
+      <w:r>
+        <w:t>•</w:t>
+      </w:r>
+      <w:r>
+        <w:tab/>
+        <w:t>Hand.js</w:t>
+      </w:r>
     </w:p>
     <w:sectPr>
       <w:headerReference w:type="default" r:id="rId7"/>
@@ -4218,7 +6448,25 @@
         <w:sz w:val="16"/>
         <w:szCs w:val="16"/>
       </w:rPr>
-      <w:t>Mario · Claude Sonnet 4.6 (Anthropic)</w:t>
+      <w:t>Mario · Claude Sonnet 4.6 (</w:t>
+    </w:r>
+    <w:proofErr w:type="spellStart"/>
+    <w:r>
+      <w:rPr>
+        <w:color w:val="888888"/>
+        <w:sz w:val="16"/>
+        <w:szCs w:val="16"/>
+      </w:rPr>
+      <w:t>Anthropic</w:t>
+    </w:r>
+    <w:proofErr w:type="spellEnd"/>
+    <w:r>
+      <w:rPr>
+        <w:color w:val="888888"/>
+        <w:sz w:val="16"/>
+        <w:szCs w:val="16"/>
+      </w:rPr>
+      <w:t>)</w:t>
     </w:r>
     <w:r>
       <w:rPr>
@@ -4327,13 +6575,23 @@
       </w:rPr>
       <w:tab/>
     </w:r>
+    <w:proofErr w:type="gramStart"/>
     <w:r>
       <w:rPr>
         <w:color w:val="888888"/>
         <w:sz w:val="18"/>
         <w:szCs w:val="18"/>
       </w:rPr>
-      <w:t>Junio 2026</w:t>
+      <w:t>Junio</w:t>
+    </w:r>
+    <w:proofErr w:type="gramEnd"/>
+    <w:r>
+      <w:rPr>
+        <w:color w:val="888888"/>
+        <w:sz w:val="18"/>
+        <w:szCs w:val="18"/>
+      </w:rPr>
+      <w:t xml:space="preserve"> 2026</w:t>
     </w:r>
   </w:p>
 </w:hdr>
@@ -10004,6 +12262,7 @@
   <w:style w:type="character" w:default="1" w:styleId="Fuentedeprrafopredeter">
     <w:name w:val="Default Paragraph Font"/>
     <w:uiPriority w:val="1"/>
+    <w:semiHidden/>
     <w:unhideWhenUsed/>
   </w:style>
   <w:style w:type="table" w:default="1" w:styleId="Tablanormal">
